--- a/p/res/internal_prof/doc/HCL-Ranjan_DATA-ENGI_PYTH.docx
+++ b/p/res/internal_prof/doc/HCL-Ranjan_DATA-ENGI_PYTH.docx
@@ -542,7 +542,7 @@
           <w:color w:val="000000"/>
           <w:lang w:val="en-IN"/>
         </w:rPr>
-        <w:t>Relevant data engineering experience of 4+ years with overall cloud experience of 6+ years and IT software experience of 15+ years as on 2025</w:t>
+        <w:t>Relevant data engineering experience of 4+ years with overall cloud experience of 7+ years</w:t>
       </w:r>
     </w:p>
     <w:p>
@@ -944,7 +944,9 @@
       <w:pPr>
         <w:jc w:val="both"/>
         <w:rPr>
-          <w:bCs/>
+          <w:rFonts w:hint="default"/>
+          <w:bCs/>
+          <w:color w:val="000000"/>
           <w:lang w:val="en-IN"/>
         </w:rPr>
       </w:pPr>
@@ -982,22 +984,55 @@
           <w:color w:val="000000"/>
           <w:lang w:val="en-IN"/>
         </w:rPr>
-        <w:t xml:space="preserve">Kafka, </w:t>
-      </w:r>
-      <w:r>
-        <w:rPr>
-          <w:bCs/>
-          <w:color w:val="000000"/>
-        </w:rPr>
-        <w:t>S3 bucket, Push Notification</w:t>
-      </w:r>
-      <w:r>
-        <w:rPr>
-          <w:bCs/>
-          <w:color w:val="000000"/>
-          <w:lang w:val="en-IN"/>
-        </w:rPr>
-        <w:t xml:space="preserve">, Cloud Formation, </w:t>
+        <w:t xml:space="preserve">Kafka, Azure resource manager, Data Factory YAML </w:t>
+      </w:r>
+      <w:r>
+        <w:rPr>
+          <w:rFonts w:hint="default"/>
+          <w:bCs/>
+          <w:color w:val="000000"/>
+          <w:lang w:val="en-IN"/>
+        </w:rPr>
+        <w:tab/>
+        <w:t/>
+      </w:r>
+      <w:r>
+        <w:rPr>
+          <w:rFonts w:hint="default"/>
+          <w:bCs/>
+          <w:color w:val="000000"/>
+          <w:lang w:val="en-IN"/>
+        </w:rPr>
+        <w:tab/>
+        <w:t/>
+      </w:r>
+      <w:r>
+        <w:rPr>
+          <w:rFonts w:hint="default"/>
+          <w:bCs/>
+          <w:color w:val="000000"/>
+          <w:lang w:val="en-IN"/>
+        </w:rPr>
+        <w:tab/>
+        <w:t/>
+      </w:r>
+      <w:r>
+        <w:rPr>
+          <w:rFonts w:hint="default"/>
+          <w:bCs/>
+          <w:color w:val="000000"/>
+          <w:lang w:val="en-IN"/>
+        </w:rPr>
+        <w:tab/>
+        <w:t xml:space="preserve">pipeline orchestration, storage and db services, AWS </w:t>
+      </w:r>
+      <w:r>
+        <w:rPr>
+          <w:bCs/>
+          <w:color w:val="000000"/>
+          <w:lang w:val="en-IN"/>
+        </w:rPr>
+        <w:t xml:space="preserve">Cloud Formation, </w:t>
       </w:r>
       <w:r>
         <w:rPr>
@@ -1073,28 +1108,99 @@
       </w:r>
       <w:r>
         <w:rPr>
-          <w:bCs/>
-          <w:color w:val="000000"/>
-          <w:lang w:val="en-IN"/>
-        </w:rPr>
-        <w:tab/>
-      </w:r>
-      <w:r>
-        <w:rPr>
-          <w:bCs/>
-          <w:color w:val="000000"/>
-          <w:lang w:val="en-IN"/>
-        </w:rPr>
-        <w:tab/>
-      </w:r>
-      <w:r>
-        <w:rPr>
-          <w:bCs/>
-          <w:color w:val="000000"/>
-          <w:lang w:val="en-IN"/>
-        </w:rPr>
-        <w:t xml:space="preserve">CloudWatch, Splunk, SonarQube, SNS, SQS, EKS, EBS, EFS, </w:t>
-      </w:r>
+          <w:rFonts w:hint="default"/>
+          <w:bCs/>
+          <w:color w:val="000000"/>
+          <w:lang w:val="en-IN"/>
+        </w:rPr>
+        <w:tab/>
+        <w:t/>
+      </w:r>
+      <w:r>
+        <w:rPr>
+          <w:rFonts w:hint="default"/>
+          <w:bCs/>
+          <w:color w:val="000000"/>
+          <w:lang w:val="en-IN"/>
+        </w:rPr>
+        <w:tab/>
+      </w:r>
+      <w:r>
+        <w:rPr>
+          <w:bCs/>
+          <w:color w:val="000000"/>
+          <w:lang w:val="en-IN"/>
+        </w:rPr>
+        <w:t>CloudWatch, Splunk, SonarQube, SNS, SQS, EKS, EBS, EFS</w:t>
+      </w:r>
+      <w:r>
+        <w:rPr>
+          <w:rFonts w:hint="default"/>
+          <w:bCs/>
+          <w:color w:val="000000"/>
+          <w:lang w:val="en-IN"/>
+        </w:rPr>
+        <w:t xml:space="preserve">, S3 storage, </w:t>
+      </w:r>
+      <w:r>
+        <w:rPr>
+          <w:rFonts w:hint="default"/>
+          <w:bCs/>
+          <w:color w:val="000000"/>
+          <w:lang w:val="en-IN"/>
+        </w:rPr>
+        <w:tab/>
+        <w:t/>
+      </w:r>
+      <w:r>
+        <w:rPr>
+          <w:rFonts w:hint="default"/>
+          <w:bCs/>
+          <w:color w:val="000000"/>
+          <w:lang w:val="en-IN"/>
+        </w:rPr>
+        <w:tab/>
+        <w:t/>
+      </w:r>
+      <w:r>
+        <w:rPr>
+          <w:rFonts w:hint="default"/>
+          <w:bCs/>
+          <w:color w:val="000000"/>
+          <w:lang w:val="en-IN"/>
+        </w:rPr>
+        <w:tab/>
+        <w:t/>
+      </w:r>
+      <w:r>
+        <w:rPr>
+          <w:rFonts w:hint="default"/>
+          <w:bCs/>
+          <w:color w:val="000000"/>
+          <w:lang w:val="en-IN"/>
+        </w:rPr>
+        <w:tab/>
+        <w:t/>
+      </w:r>
+      <w:r>
+        <w:rPr>
+          <w:rFonts w:hint="default"/>
+          <w:bCs/>
+          <w:color w:val="000000"/>
+          <w:lang w:val="en-IN"/>
+        </w:rPr>
+        <w:tab/>
+        <w:t>Notifications</w:t>
+      </w:r>
+    </w:p>
+    <w:p>
+      <w:pPr>
+        <w:spacing w:after="0"/>
+        <w:rPr>
+          <w:b/>
+          <w:color w:val="000000"/>
+        </w:rPr>
+      </w:pPr>
     </w:p>
     <w:p>
       <w:pPr>
@@ -1113,1039 +1219,609 @@
           <w:sz w:val="24"/>
           <w:szCs w:val="24"/>
         </w:rPr>
-        <w:t>Project Summary</w:t>
-      </w:r>
-    </w:p>
-    <w:p>
-      <w:pPr>
-        <w:spacing w:after="0"/>
-        <w:rPr>
-          <w:b/>
-        </w:rPr>
-      </w:pPr>
-    </w:p>
-    <w:p>
-      <w:pPr>
-        <w:spacing w:after="0"/>
-        <w:rPr>
-          <w:b/>
-        </w:rPr>
-      </w:pPr>
-      <w:r>
-        <w:rPr>
-          <w:b/>
-        </w:rPr>
-        <w:t>Project</w:t>
-      </w:r>
-      <w:r>
-        <w:rPr>
-          <w:b/>
-        </w:rPr>
-        <w:tab/>
-      </w:r>
-      <w:r>
-        <w:rPr>
-          <w:b/>
-        </w:rPr>
-        <w:tab/>
-      </w:r>
-      <w:r>
-        <w:rPr>
-          <w:b/>
-        </w:rPr>
-        <w:t xml:space="preserve">:  </w:t>
-      </w:r>
-      <w:r>
-        <w:rPr>
-          <w:lang w:val="en-IN"/>
-        </w:rPr>
-        <w:t>Vision Essential</w:t>
-      </w:r>
-      <w:r>
-        <w:rPr>
-          <w:b/>
-        </w:rPr>
-        <w:t xml:space="preserve"> </w:t>
-      </w:r>
-      <w:r>
-        <w:t>(</w:t>
-      </w:r>
-      <w:r>
-        <w:rPr>
-          <w:lang w:val="en-IN"/>
-        </w:rPr>
-        <w:t>Online E commerce Portal for Eye related products</w:t>
-      </w:r>
-      <w:r>
-        <w:t>)</w:t>
-      </w:r>
-    </w:p>
-    <w:p>
-      <w:pPr>
-        <w:spacing w:after="0"/>
-        <w:rPr>
-          <w:rFonts w:hint="default"/>
-          <w:b w:val="0"/>
-          <w:bCs/>
-          <w:lang w:val="en-IN"/>
-        </w:rPr>
-      </w:pPr>
-      <w:r>
-        <w:rPr>
-          <w:rFonts w:hint="default"/>
-          <w:b/>
-          <w:lang w:val="en-IN"/>
-        </w:rPr>
-        <w:t>Duration</w:t>
-      </w:r>
-      <w:r>
-        <w:rPr>
-          <w:rFonts w:hint="default"/>
-          <w:b w:val="0"/>
-          <w:bCs/>
-          <w:lang w:val="en-IN"/>
-        </w:rPr>
-        <w:tab/>
-        <w:t>:  September 2024 to August 2025</w:t>
-      </w:r>
-    </w:p>
-    <w:p>
-      <w:pPr>
-        <w:spacing w:after="0"/>
-        <w:rPr>
-          <w:rFonts w:hint="default"/>
-          <w:lang w:val="en-IN"/>
-        </w:rPr>
-      </w:pPr>
-      <w:r>
-        <w:rPr>
-          <w:b/>
-        </w:rPr>
-        <w:t xml:space="preserve">Technologies </w:t>
-      </w:r>
-      <w:r>
-        <w:rPr>
-          <w:b/>
-        </w:rPr>
-        <w:tab/>
-      </w:r>
-      <w:r>
-        <w:t xml:space="preserve">:  </w:t>
-      </w:r>
-      <w:r>
-        <w:rPr>
-          <w:lang w:val="en-IN"/>
-        </w:rPr>
-        <w:t xml:space="preserve">Python Airflow </w:t>
-      </w:r>
-      <w:r>
-        <w:rPr>
-          <w:rFonts w:hint="default"/>
-          <w:lang w:val="en-IN"/>
-        </w:rPr>
-        <w:t xml:space="preserve">scheduling </w:t>
-      </w:r>
-      <w:r>
-        <w:rPr>
-          <w:lang w:val="en-IN"/>
-        </w:rPr>
-        <w:t xml:space="preserve">pipeline data jobs </w:t>
-      </w:r>
-      <w:r>
-        <w:rPr>
-          <w:rFonts w:hint="default"/>
-          <w:lang w:val="en-IN"/>
-        </w:rPr>
-        <w:t>via</w:t>
-      </w:r>
-      <w:r>
-        <w:rPr>
-          <w:lang w:val="en-IN"/>
-        </w:rPr>
-        <w:t xml:space="preserve"> Azure </w:t>
-      </w:r>
-      <w:r>
-        <w:rPr>
-          <w:rFonts w:hint="default"/>
-          <w:lang w:val="en-IN"/>
-        </w:rPr>
-        <w:t>Databricks with pre-build activities on Azure DataFactory. Semistructed data types json/csv transformed with medical business rules from</w:t>
-      </w:r>
-      <w:r>
-        <w:rPr>
-          <w:lang w:val="en-IN"/>
-        </w:rPr>
-        <w:t xml:space="preserve"> OracleDb and</w:t>
-      </w:r>
-      <w:r>
-        <w:t xml:space="preserve"> </w:t>
-      </w:r>
-      <w:r>
-        <w:rPr>
-          <w:lang w:val="en-IN"/>
-        </w:rPr>
-        <w:t>Postgres</w:t>
-      </w:r>
-      <w:r>
-        <w:t>DB</w:t>
-      </w:r>
-      <w:r>
-        <w:rPr>
-          <w:rFonts w:hint="default"/>
-          <w:lang w:val="en-IN"/>
-        </w:rPr>
-        <w:t xml:space="preserve"> which can be used to train ML model to characterize diseases and other clinical data.</w:t>
-      </w:r>
-    </w:p>
-    <w:p>
-      <w:pPr>
-        <w:spacing w:after="0"/>
-        <w:rPr>
-          <w:lang w:val="en-IN"/>
-        </w:rPr>
-      </w:pPr>
-      <w:r>
-        <w:rPr>
-          <w:b/>
-        </w:rPr>
-        <w:t xml:space="preserve">Client  </w:t>
-      </w:r>
-      <w:r>
-        <w:t xml:space="preserve">                 : </w:t>
-      </w:r>
-      <w:r>
-        <w:rPr>
-          <w:lang w:val="en-IN"/>
-        </w:rPr>
-        <w:t>Kaiser Permanente</w:t>
-      </w:r>
-    </w:p>
-    <w:p>
-      <w:pPr>
-        <w:spacing w:after="0"/>
-        <w:rPr>
-          <w:b/>
-        </w:rPr>
-      </w:pPr>
-      <w:r>
-        <w:rPr>
-          <w:b/>
-        </w:rPr>
-        <w:t>Responsibilities</w:t>
-      </w:r>
-    </w:p>
-    <w:p>
-      <w:pPr>
+        <w:t>Experience Details as per Technologies:</w:t>
+      </w:r>
+    </w:p>
+    <w:p>
+      <w:pPr>
+        <w:pStyle w:val="15"/>
+        <w:widowControl w:val="0"/>
         <w:numPr>
           <w:ilvl w:val="0"/>
           <w:numId w:val="2"/>
         </w:numPr>
-        <w:spacing w:after="0"/>
-      </w:pPr>
-      <w:r>
-        <w:t xml:space="preserve">To </w:t>
-      </w:r>
-      <w:r>
-        <w:rPr>
-          <w:lang w:val="en-IN"/>
-        </w:rPr>
-        <w:t xml:space="preserve">develop and maintain data enrichment workflows via Airflow </w:t>
-      </w:r>
-      <w:r>
-        <w:rPr>
-          <w:rFonts w:hint="default"/>
-          <w:lang w:val="en-IN"/>
-        </w:rPr>
-        <w:t xml:space="preserve">scheduler </w:t>
-      </w:r>
-      <w:r>
-        <w:rPr>
-          <w:lang w:val="en-IN"/>
-        </w:rPr>
-        <w:t xml:space="preserve">jobs </w:t>
-      </w:r>
-      <w:r>
-        <w:rPr>
-          <w:rFonts w:hint="default"/>
-          <w:lang w:val="en-IN"/>
-        </w:rPr>
-        <w:t>for activities and build pipelines from datafactory and databricks</w:t>
-      </w:r>
-    </w:p>
-    <w:p>
-      <w:pPr>
+        <w:tabs>
+          <w:tab w:val="left" w:pos="720"/>
+        </w:tabs>
+        <w:spacing w:after="0"/>
+        <w:ind w:right="-180"/>
+        <w:rPr>
+          <w:bCs/>
+          <w:color w:val="000000"/>
+          <w:sz w:val="24"/>
+          <w:szCs w:val="24"/>
+          <w:highlight w:val="white"/>
+        </w:rPr>
+      </w:pPr>
+      <w:r>
+        <w:rPr>
+          <w:rFonts w:hint="default"/>
+          <w:bCs/>
+          <w:color w:val="000000"/>
+          <w:sz w:val="24"/>
+          <w:szCs w:val="24"/>
+          <w:highlight w:val="white"/>
+          <w:lang w:val="en-IN"/>
+        </w:rPr>
+        <w:t>Azure: 3+ years</w:t>
+      </w:r>
+    </w:p>
+    <w:p>
+      <w:pPr>
+        <w:pStyle w:val="15"/>
+        <w:widowControl w:val="0"/>
         <w:numPr>
           <w:ilvl w:val="0"/>
           <w:numId w:val="2"/>
         </w:numPr>
-        <w:spacing w:after="0"/>
-      </w:pPr>
-      <w:r>
-        <w:t xml:space="preserve">Involved in maintaining data flow through </w:t>
-      </w:r>
-      <w:r>
-        <w:rPr>
-          <w:rFonts w:hint="default"/>
-          <w:lang w:val="en-IN"/>
-        </w:rPr>
-        <w:t xml:space="preserve">data injestion using various data connectors for </w:t>
-      </w:r>
-      <w:r>
-        <w:rPr>
-          <w:lang w:val="en-IN"/>
-        </w:rPr>
-        <w:t>Postgres DB</w:t>
-      </w:r>
-      <w:r>
-        <w:t xml:space="preserve"> and Redis databases</w:t>
-      </w:r>
-      <w:r>
-        <w:rPr>
-          <w:rFonts w:hint="default"/>
-          <w:lang w:val="en-IN"/>
-        </w:rPr>
-        <w:t xml:space="preserve"> and passing enriched data for warehousing and ML model analytics</w:t>
-      </w:r>
-    </w:p>
-    <w:p>
-      <w:pPr>
-        <w:spacing w:after="0"/>
-        <w:rPr>
-          <w:rStyle w:val="17"/>
-          <w:color w:val="000000"/>
-          <w:shd w:val="clear" w:color="auto" w:fill="FFFFFF"/>
-        </w:rPr>
-      </w:pPr>
-      <w:r>
-        <w:rPr>
-          <w:b/>
-          <w:lang w:val="en-IN"/>
-        </w:rPr>
-        <w:t>Achievements:</w:t>
-      </w:r>
-      <w:r>
-        <w:rPr>
-          <w:rStyle w:val="16"/>
-          <w:color w:val="000000"/>
-          <w:shd w:val="clear" w:color="auto" w:fill="FFFFFF"/>
-        </w:rPr>
-        <w:t xml:space="preserve"> Idea and implementation of two </w:t>
-      </w:r>
-      <w:r>
-        <w:rPr>
-          <w:rStyle w:val="16"/>
-          <w:color w:val="000000"/>
-          <w:shd w:val="clear" w:color="auto" w:fill="FFFFFF"/>
-          <w:lang w:val="en-IN"/>
-        </w:rPr>
-        <w:t>pro-active steps</w:t>
-      </w:r>
-      <w:r>
-        <w:rPr>
-          <w:rStyle w:val="16"/>
-          <w:color w:val="000000"/>
-          <w:shd w:val="clear" w:color="auto" w:fill="FFFFFF"/>
-        </w:rPr>
-        <w:t xml:space="preserve"> in period of </w:t>
-      </w:r>
-      <w:r>
-        <w:rPr>
-          <w:rStyle w:val="16"/>
-          <w:color w:val="000000"/>
-          <w:shd w:val="clear" w:color="auto" w:fill="FFFFFF"/>
-          <w:lang w:val="en-IN"/>
-        </w:rPr>
-        <w:t>6 months</w:t>
-      </w:r>
-      <w:r>
-        <w:rPr>
-          <w:rStyle w:val="16"/>
-          <w:color w:val="000000"/>
-          <w:shd w:val="clear" w:color="auto" w:fill="FFFFFF"/>
-        </w:rPr>
-        <w:t>:</w:t>
-      </w:r>
-      <w:r>
-        <w:rPr>
-          <w:rStyle w:val="17"/>
-          <w:color w:val="000000"/>
-          <w:shd w:val="clear" w:color="auto" w:fill="FFFFFF"/>
-        </w:rPr>
-        <w:t> </w:t>
+        <w:tabs>
+          <w:tab w:val="left" w:pos="720"/>
+        </w:tabs>
+        <w:spacing w:after="0"/>
+        <w:ind w:right="-180"/>
+        <w:rPr>
+          <w:bCs/>
+          <w:color w:val="000000"/>
+          <w:sz w:val="24"/>
+          <w:szCs w:val="24"/>
+          <w:highlight w:val="white"/>
+        </w:rPr>
+      </w:pPr>
+      <w:r>
+        <w:rPr>
+          <w:rFonts w:hint="default"/>
+          <w:bCs/>
+          <w:color w:val="000000"/>
+          <w:sz w:val="24"/>
+          <w:szCs w:val="24"/>
+          <w:highlight w:val="white"/>
+          <w:lang w:val="en-IN"/>
+        </w:rPr>
+        <w:t>AWS: 5 years</w:t>
       </w:r>
     </w:p>
     <w:p>
       <w:pPr>
         <w:pStyle w:val="15"/>
+        <w:widowControl w:val="0"/>
+        <w:numPr>
+          <w:ilvl w:val="0"/>
+          <w:numId w:val="2"/>
+        </w:numPr>
+        <w:tabs>
+          <w:tab w:val="left" w:pos="720"/>
+        </w:tabs>
+        <w:spacing w:after="0"/>
+        <w:ind w:right="-180"/>
+        <w:rPr>
+          <w:bCs/>
+          <w:color w:val="000000"/>
+          <w:sz w:val="24"/>
+          <w:szCs w:val="24"/>
+          <w:highlight w:val="white"/>
+        </w:rPr>
+      </w:pPr>
+      <w:r>
+        <w:rPr>
+          <w:bCs/>
+          <w:color w:val="000000"/>
+          <w:sz w:val="24"/>
+          <w:szCs w:val="24"/>
+          <w:highlight w:val="white"/>
+        </w:rPr>
+        <w:t>Python: 5+years</w:t>
+      </w:r>
+    </w:p>
+    <w:p>
+      <w:pPr>
+        <w:pStyle w:val="15"/>
+        <w:widowControl w:val="0"/>
+        <w:numPr>
+          <w:ilvl w:val="0"/>
+          <w:numId w:val="2"/>
+        </w:numPr>
+        <w:tabs>
+          <w:tab w:val="left" w:pos="720"/>
+        </w:tabs>
+        <w:spacing w:after="0"/>
+        <w:ind w:right="-180"/>
+        <w:rPr>
+          <w:bCs/>
+          <w:color w:val="000000"/>
+          <w:sz w:val="24"/>
+          <w:szCs w:val="24"/>
+          <w:highlight w:val="white"/>
+        </w:rPr>
+      </w:pPr>
+      <w:r>
+        <w:rPr>
+          <w:bCs/>
+          <w:color w:val="000000"/>
+          <w:sz w:val="24"/>
+          <w:szCs w:val="24"/>
+          <w:highlight w:val="white"/>
+        </w:rPr>
+        <w:t>Databases Oracle/</w:t>
+      </w:r>
+      <w:r>
+        <w:rPr>
+          <w:rFonts w:hint="default"/>
+          <w:bCs/>
+          <w:color w:val="000000"/>
+          <w:sz w:val="24"/>
+          <w:szCs w:val="24"/>
+          <w:highlight w:val="white"/>
+          <w:lang w:val="en-IN"/>
+        </w:rPr>
+        <w:t>Postgres/Mysql/</w:t>
+      </w:r>
+      <w:r>
+        <w:rPr>
+          <w:bCs/>
+          <w:color w:val="000000"/>
+          <w:sz w:val="24"/>
+          <w:szCs w:val="24"/>
+          <w:highlight w:val="white"/>
+        </w:rPr>
+        <w:t>Mongo/Redis: 1</w:t>
+      </w:r>
+      <w:r>
+        <w:rPr>
+          <w:rFonts w:hint="default"/>
+          <w:bCs/>
+          <w:color w:val="000000"/>
+          <w:sz w:val="24"/>
+          <w:szCs w:val="24"/>
+          <w:highlight w:val="white"/>
+          <w:lang w:val="en-IN"/>
+        </w:rPr>
+        <w:t>0</w:t>
+      </w:r>
+      <w:r>
+        <w:rPr>
+          <w:bCs/>
+          <w:color w:val="000000"/>
+          <w:sz w:val="24"/>
+          <w:szCs w:val="24"/>
+          <w:highlight w:val="white"/>
+        </w:rPr>
+        <w:t>+ years</w:t>
+      </w:r>
+    </w:p>
+    <w:p>
+      <w:pPr>
+        <w:pStyle w:val="15"/>
+        <w:widowControl w:val="0"/>
+        <w:numPr>
+          <w:ilvl w:val="0"/>
+          <w:numId w:val="2"/>
+        </w:numPr>
+        <w:tabs>
+          <w:tab w:val="left" w:pos="720"/>
+        </w:tabs>
+        <w:spacing w:after="0"/>
+        <w:ind w:right="-180"/>
+        <w:rPr>
+          <w:b/>
+          <w:color w:val="000000"/>
+          <w:sz w:val="24"/>
+          <w:szCs w:val="24"/>
+          <w:highlight w:val="white"/>
+        </w:rPr>
+      </w:pPr>
+      <w:r>
+        <w:rPr>
+          <w:rFonts w:hint="default"/>
+          <w:bCs/>
+          <w:color w:val="000000"/>
+          <w:sz w:val="24"/>
+          <w:szCs w:val="24"/>
+          <w:highlight w:val="white"/>
+          <w:lang w:val="en-IN"/>
+        </w:rPr>
+        <w:t xml:space="preserve">Node.js </w:t>
+      </w:r>
+      <w:r>
+        <w:rPr>
+          <w:bCs/>
+          <w:color w:val="000000"/>
+          <w:sz w:val="24"/>
+          <w:szCs w:val="24"/>
+          <w:highlight w:val="white"/>
+        </w:rPr>
+        <w:t>Hybrid Mobile Application for Android/iOS/Mac/Win</w:t>
+      </w:r>
+      <w:r>
+        <w:rPr>
+          <w:rFonts w:hint="default"/>
+          <w:bCs/>
+          <w:color w:val="000000"/>
+          <w:sz w:val="24"/>
+          <w:szCs w:val="24"/>
+          <w:highlight w:val="white"/>
+          <w:lang w:val="en-IN"/>
+        </w:rPr>
+        <w:t xml:space="preserve"> &amp; Web applications:</w:t>
+      </w:r>
+      <w:r>
+        <w:rPr>
+          <w:bCs/>
+          <w:color w:val="000000"/>
+          <w:sz w:val="24"/>
+          <w:szCs w:val="24"/>
+          <w:highlight w:val="white"/>
+        </w:rPr>
+        <w:t xml:space="preserve"> </w:t>
+      </w:r>
+      <w:r>
+        <w:rPr>
+          <w:rFonts w:hint="default"/>
+          <w:bCs/>
+          <w:color w:val="000000"/>
+          <w:sz w:val="24"/>
+          <w:szCs w:val="24"/>
+          <w:highlight w:val="white"/>
+          <w:lang w:val="en-IN"/>
+        </w:rPr>
+        <w:t>8</w:t>
+      </w:r>
+      <w:r>
+        <w:rPr>
+          <w:bCs/>
+          <w:color w:val="000000"/>
+          <w:sz w:val="24"/>
+          <w:szCs w:val="24"/>
+          <w:highlight w:val="white"/>
+        </w:rPr>
+        <w:t xml:space="preserve"> years</w:t>
+      </w:r>
+    </w:p>
+    <w:p>
+      <w:pPr>
+        <w:jc w:val="both"/>
+        <w:rPr>
+          <w:bCs/>
+          <w:color w:val="000000"/>
+          <w:lang w:val="en-IN"/>
+        </w:rPr>
+      </w:pPr>
+    </w:p>
+    <w:p>
+      <w:pPr>
+        <w:shd w:val="clear" w:color="auto" w:fill="F2F2F2"/>
+        <w:rPr>
+          <w:b/>
+          <w:color w:val="000000"/>
+          <w:sz w:val="24"/>
+          <w:szCs w:val="24"/>
+        </w:rPr>
+      </w:pPr>
+      <w:r>
+        <w:rPr>
+          <w:b/>
+          <w:color w:val="000000"/>
+          <w:sz w:val="24"/>
+          <w:szCs w:val="24"/>
+        </w:rPr>
+        <w:t>Project Summary</w:t>
+      </w:r>
+    </w:p>
+    <w:p>
+      <w:pPr>
+        <w:spacing w:after="0"/>
+        <w:rPr>
+          <w:b/>
+        </w:rPr>
+      </w:pPr>
+    </w:p>
+    <w:p>
+      <w:pPr>
+        <w:spacing w:after="0"/>
+        <w:rPr>
+          <w:b/>
+          <w:bCs/>
+        </w:rPr>
+      </w:pPr>
+      <w:r>
+        <w:rPr>
+          <w:b/>
+        </w:rPr>
+        <w:t>Project</w:t>
+      </w:r>
+      <w:r>
+        <w:rPr>
+          <w:b/>
+        </w:rPr>
+        <w:tab/>
+      </w:r>
+      <w:r>
+        <w:rPr>
+          <w:b/>
+        </w:rPr>
+        <w:tab/>
+      </w:r>
+      <w:r>
+        <w:rPr>
+          <w:b/>
+        </w:rPr>
+        <w:t xml:space="preserve">:  </w:t>
+      </w:r>
+      <w:bookmarkStart w:id="1" w:name="_GoBack"/>
+      <w:r>
+        <w:rPr>
+          <w:b/>
+          <w:bCs/>
+          <w:lang w:val="en-IN"/>
+        </w:rPr>
+        <w:t>Vision Essential</w:t>
+      </w:r>
+      <w:r>
+        <w:rPr>
+          <w:b/>
+          <w:bCs/>
+        </w:rPr>
+        <w:t xml:space="preserve"> (</w:t>
+      </w:r>
+      <w:r>
+        <w:rPr>
+          <w:b/>
+          <w:bCs/>
+          <w:lang w:val="en-IN"/>
+        </w:rPr>
+        <w:t>Online E commerce Portal for Eye related products</w:t>
+      </w:r>
+      <w:r>
+        <w:rPr>
+          <w:b/>
+          <w:bCs/>
+        </w:rPr>
+        <w:t>)</w:t>
+      </w:r>
+    </w:p>
+    <w:bookmarkEnd w:id="1"/>
+    <w:p>
+      <w:pPr>
+        <w:spacing w:after="0"/>
+        <w:rPr>
+          <w:rFonts w:hint="default"/>
+          <w:b w:val="0"/>
+          <w:bCs/>
+          <w:lang w:val="en-IN"/>
+        </w:rPr>
+      </w:pPr>
+      <w:r>
+        <w:rPr>
+          <w:rFonts w:hint="default"/>
+          <w:b/>
+          <w:lang w:val="en-IN"/>
+        </w:rPr>
+        <w:t>Duration</w:t>
+      </w:r>
+      <w:r>
+        <w:rPr>
+          <w:rFonts w:hint="default"/>
+          <w:b w:val="0"/>
+          <w:bCs/>
+          <w:lang w:val="en-IN"/>
+        </w:rPr>
+        <w:tab/>
+      </w:r>
+      <w:r>
+        <w:rPr>
+          <w:rFonts w:hint="default"/>
+          <w:b w:val="0"/>
+          <w:bCs/>
+          <w:lang w:val="en-IN"/>
+        </w:rPr>
+        <w:t>:  September 2024 to August 2025</w:t>
+      </w:r>
+    </w:p>
+    <w:p>
+      <w:pPr>
+        <w:spacing w:after="0"/>
+        <w:rPr>
+          <w:rFonts w:hint="default"/>
+          <w:lang w:val="en-IN"/>
+        </w:rPr>
+      </w:pPr>
+      <w:r>
+        <w:rPr>
+          <w:b/>
+        </w:rPr>
+        <w:t xml:space="preserve">Technologies </w:t>
+      </w:r>
+      <w:r>
+        <w:rPr>
+          <w:b/>
+        </w:rPr>
+        <w:tab/>
+      </w:r>
+      <w:r>
+        <w:t xml:space="preserve">:  </w:t>
+      </w:r>
+      <w:r>
+        <w:rPr>
+          <w:lang w:val="en-IN"/>
+        </w:rPr>
+        <w:t xml:space="preserve">Python Airflow </w:t>
+      </w:r>
+      <w:r>
+        <w:rPr>
+          <w:rFonts w:hint="default"/>
+          <w:lang w:val="en-IN"/>
+        </w:rPr>
+        <w:t xml:space="preserve">scheduling </w:t>
+      </w:r>
+      <w:r>
+        <w:rPr>
+          <w:lang w:val="en-IN"/>
+        </w:rPr>
+        <w:t xml:space="preserve">pipeline data jobs </w:t>
+      </w:r>
+      <w:r>
+        <w:rPr>
+          <w:rFonts w:hint="default"/>
+          <w:lang w:val="en-IN"/>
+        </w:rPr>
+        <w:t>via</w:t>
+      </w:r>
+      <w:r>
+        <w:rPr>
+          <w:lang w:val="en-IN"/>
+        </w:rPr>
+        <w:t xml:space="preserve"> Azure </w:t>
+      </w:r>
+      <w:r>
+        <w:rPr>
+          <w:rFonts w:hint="default"/>
+          <w:lang w:val="en-IN"/>
+        </w:rPr>
+        <w:t>Databricks with pre-build activities on Azure DataFactory. Semistructed data types json/csv transformed with medical business rules from</w:t>
+      </w:r>
+      <w:r>
+        <w:rPr>
+          <w:lang w:val="en-IN"/>
+        </w:rPr>
+        <w:t xml:space="preserve"> OracleDb and</w:t>
+      </w:r>
+      <w:r>
+        <w:t xml:space="preserve"> </w:t>
+      </w:r>
+      <w:r>
+        <w:rPr>
+          <w:lang w:val="en-IN"/>
+        </w:rPr>
+        <w:t>Postgres</w:t>
+      </w:r>
+      <w:r>
+        <w:t>DB</w:t>
+      </w:r>
+      <w:r>
+        <w:rPr>
+          <w:rFonts w:hint="default"/>
+          <w:lang w:val="en-IN"/>
+        </w:rPr>
+        <w:t xml:space="preserve"> which can be used to train ML model to characterize diseases and other clinical data.</w:t>
+      </w:r>
+    </w:p>
+    <w:p>
+      <w:pPr>
+        <w:spacing w:after="0"/>
+        <w:rPr>
+          <w:lang w:val="en-IN"/>
+        </w:rPr>
+      </w:pPr>
+      <w:r>
+        <w:rPr>
+          <w:b/>
+        </w:rPr>
+        <w:t xml:space="preserve">Client  </w:t>
+      </w:r>
+      <w:r>
+        <w:t xml:space="preserve">                 : </w:t>
+      </w:r>
+      <w:r>
+        <w:rPr>
+          <w:lang w:val="en-IN"/>
+        </w:rPr>
+        <w:t>Kaiser Permanente</w:t>
+      </w:r>
+    </w:p>
+    <w:p>
+      <w:pPr>
+        <w:spacing w:after="0"/>
+        <w:rPr>
+          <w:b/>
+        </w:rPr>
+      </w:pPr>
+      <w:r>
+        <w:rPr>
+          <w:b/>
+        </w:rPr>
+        <w:t>Responsibilities</w:t>
+      </w:r>
+    </w:p>
+    <w:p>
+      <w:pPr>
         <w:numPr>
           <w:ilvl w:val="0"/>
           <w:numId w:val="3"/>
         </w:numPr>
         <w:spacing w:after="0"/>
-        <w:rPr>
-          <w:rFonts w:cs="Calibri"/>
-          <w:szCs w:val="22"/>
-          <w:lang w:val="en-IN"/>
-        </w:rPr>
-      </w:pPr>
-      <w:r>
-        <w:rPr>
-          <w:rFonts w:cs="Calibri"/>
-          <w:szCs w:val="22"/>
-          <w:lang w:val="en-IN"/>
-        </w:rPr>
-        <w:t>24*7 circular development lifecycle b</w:t>
-      </w:r>
-      <w:r>
-        <w:rPr>
-          <w:rFonts w:hint="default" w:cs="Calibri"/>
-          <w:szCs w:val="22"/>
-          <w:lang w:val="en-IN"/>
-        </w:rPr>
-        <w:t>etween</w:t>
-      </w:r>
-      <w:r>
-        <w:rPr>
-          <w:rFonts w:cs="Calibri"/>
-          <w:szCs w:val="22"/>
-          <w:lang w:val="en-IN"/>
-        </w:rPr>
-        <w:t xml:space="preserve"> PST and IST timezone for development team</w:t>
-      </w:r>
-    </w:p>
-    <w:p>
-      <w:pPr>
-        <w:pStyle w:val="15"/>
+      </w:pPr>
+      <w:r>
+        <w:t xml:space="preserve">To </w:t>
+      </w:r>
+      <w:r>
+        <w:rPr>
+          <w:lang w:val="en-IN"/>
+        </w:rPr>
+        <w:t xml:space="preserve">develop and maintain data enrichment workflows via Airflow </w:t>
+      </w:r>
+      <w:r>
+        <w:rPr>
+          <w:rFonts w:hint="default"/>
+          <w:lang w:val="en-IN"/>
+        </w:rPr>
+        <w:t xml:space="preserve">scheduler </w:t>
+      </w:r>
+      <w:r>
+        <w:rPr>
+          <w:lang w:val="en-IN"/>
+        </w:rPr>
+        <w:t xml:space="preserve">jobs </w:t>
+      </w:r>
+      <w:r>
+        <w:rPr>
+          <w:rFonts w:hint="default"/>
+          <w:lang w:val="en-IN"/>
+        </w:rPr>
+        <w:t>for activities and build pipelines from datafactory and databricks</w:t>
+      </w:r>
+    </w:p>
+    <w:p>
+      <w:pPr>
         <w:numPr>
           <w:ilvl w:val="0"/>
           <w:numId w:val="3"/>
         </w:numPr>
         <w:spacing w:after="0"/>
-        <w:rPr>
-          <w:rFonts w:cs="Calibri"/>
-          <w:szCs w:val="22"/>
-          <w:lang w:val="en-IN"/>
-        </w:rPr>
-      </w:pPr>
-      <w:r>
-        <w:rPr>
-          <w:rFonts w:cs="Calibri"/>
-          <w:szCs w:val="22"/>
-          <w:lang w:val="en-IN"/>
-        </w:rPr>
-        <w:t>Initiated closer sync up between QA and Dev team to reduce round about time during major releases such as Prod and UAT. This gives boost to completion time to higher priority bugs and reduce communication barriers among test and development teams</w:t>
-      </w:r>
-    </w:p>
-    <w:p>
-      <w:pPr>
-        <w:spacing w:after="0"/>
-        <w:rPr>
-          <w:b/>
-        </w:rPr>
-      </w:pPr>
-    </w:p>
-    <w:p>
-      <w:pPr>
-        <w:spacing w:after="0"/>
-        <w:rPr>
-          <w:bCs/>
-          <w:lang w:val="en-IN"/>
-        </w:rPr>
-      </w:pPr>
-      <w:r>
-        <w:rPr>
-          <w:b/>
-        </w:rPr>
-        <w:t>Project</w:t>
-      </w:r>
-      <w:r>
-        <w:rPr>
-          <w:b/>
-        </w:rPr>
-        <w:tab/>
-      </w:r>
-      <w:r>
-        <w:rPr>
-          <w:b/>
-        </w:rPr>
-        <w:tab/>
-      </w:r>
-      <w:r>
-        <w:rPr>
-          <w:b/>
-        </w:rPr>
-        <w:t xml:space="preserve">:  </w:t>
-      </w:r>
-      <w:r>
-        <w:rPr>
-          <w:bCs/>
-          <w:lang w:val="en-IN"/>
-        </w:rPr>
-        <w:t>EON Home</w:t>
-      </w:r>
-    </w:p>
-    <w:p>
-      <w:pPr>
-        <w:spacing w:after="0"/>
-        <w:rPr>
-          <w:rFonts w:hint="default"/>
-          <w:bCs/>
-          <w:lang w:val="en-IN"/>
-        </w:rPr>
-      </w:pPr>
-      <w:r>
-        <w:rPr>
-          <w:rFonts w:hint="default"/>
-          <w:b/>
-          <w:bCs w:val="0"/>
-          <w:lang w:val="en-IN"/>
-        </w:rPr>
-        <w:t>Duration</w:t>
-      </w:r>
-      <w:r>
-        <w:rPr>
-          <w:rFonts w:hint="default"/>
-          <w:bCs/>
-          <w:lang w:val="en-IN"/>
-        </w:rPr>
-        <w:tab/>
-        <w:t>:  June to September 2024</w:t>
-      </w:r>
-    </w:p>
-    <w:p>
-      <w:pPr>
-        <w:spacing w:after="0"/>
-        <w:rPr>
-          <w:rFonts w:hint="default"/>
-          <w:lang w:val="en-IN"/>
-        </w:rPr>
-      </w:pPr>
-      <w:r>
-        <w:rPr>
-          <w:b/>
-        </w:rPr>
-        <w:t xml:space="preserve">Technologies </w:t>
-      </w:r>
-      <w:r>
-        <w:rPr>
-          <w:b/>
-        </w:rPr>
-        <w:tab/>
-      </w:r>
-      <w:r>
-        <w:t xml:space="preserve">:  Python AWS </w:t>
-      </w:r>
-      <w:r>
-        <w:rPr>
-          <w:lang w:val="en-IN"/>
-        </w:rPr>
-        <w:t xml:space="preserve">Elastic search </w:t>
-      </w:r>
-      <w:r>
-        <w:t xml:space="preserve">based data analytics services and data sanitization for </w:t>
-      </w:r>
-      <w:r>
-        <w:rPr>
-          <w:lang w:val="en-IN"/>
-        </w:rPr>
-        <w:t>Gen AI client</w:t>
-      </w:r>
-      <w:r>
-        <w:rPr>
-          <w:rFonts w:hint="default"/>
-          <w:lang w:val="en-IN"/>
-        </w:rPr>
-        <w:t>. AWS cloudformation and step functions orchestation of jobs. Postgres and semi-structured pdf data input cleansing for GenAi training and feeding with new data.</w:t>
-      </w:r>
-    </w:p>
-    <w:p>
-      <w:pPr>
-        <w:spacing w:after="0"/>
-        <w:rPr>
-          <w:lang w:val="en-IN"/>
-        </w:rPr>
-      </w:pPr>
-      <w:r>
-        <w:rPr>
-          <w:b/>
-        </w:rPr>
-        <w:t xml:space="preserve">Client  </w:t>
-      </w:r>
-      <w:r>
-        <w:t xml:space="preserve">                 : </w:t>
-      </w:r>
-      <w:r>
-        <w:rPr>
-          <w:lang w:val="en-IN"/>
-        </w:rPr>
-        <w:t>EON</w:t>
-      </w:r>
-    </w:p>
-    <w:p>
-      <w:pPr>
-        <w:spacing w:after="0"/>
-        <w:rPr>
-          <w:b/>
-        </w:rPr>
-      </w:pPr>
-      <w:r>
-        <w:rPr>
-          <w:b/>
-        </w:rPr>
-        <w:t>Responsibilities</w:t>
-      </w:r>
-    </w:p>
-    <w:p>
-      <w:pPr>
-        <w:numPr>
-          <w:ilvl w:val="0"/>
-          <w:numId w:val="2"/>
-        </w:numPr>
-        <w:spacing w:after="0"/>
-      </w:pPr>
-      <w:r>
-        <w:t xml:space="preserve">To sanitize data and store to </w:t>
-      </w:r>
-      <w:r>
-        <w:rPr>
-          <w:lang w:val="en-IN"/>
-        </w:rPr>
-        <w:t>Elastic DB realtime from document sources at confluence for GEN AI</w:t>
-      </w:r>
-    </w:p>
-    <w:p>
-      <w:pPr>
-        <w:numPr>
-          <w:ilvl w:val="0"/>
-          <w:numId w:val="2"/>
-        </w:numPr>
-        <w:spacing w:after="0"/>
-      </w:pPr>
-      <w:r>
-        <w:t>Involved in maintaining data flow through Oracle, MongoDb and Redis databases</w:t>
-      </w:r>
-    </w:p>
-    <w:p>
-      <w:pPr>
-        <w:spacing w:after="0"/>
-        <w:rPr>
-          <w:rFonts w:ascii="Titillium Web" w:hAnsi="Titillium Web" w:cs="Titillium Web"/>
-          <w:sz w:val="18"/>
-          <w:szCs w:val="18"/>
-          <w:lang w:val="en-IN"/>
-        </w:rPr>
-      </w:pPr>
-    </w:p>
-    <w:p>
-      <w:pPr>
-        <w:spacing w:after="0"/>
-        <w:rPr>
-          <w:bCs/>
-        </w:rPr>
-      </w:pPr>
-      <w:r>
-        <w:rPr>
-          <w:b/>
-        </w:rPr>
-        <w:t>Project</w:t>
-      </w:r>
-      <w:r>
-        <w:rPr>
-          <w:b/>
-        </w:rPr>
-        <w:tab/>
-      </w:r>
-      <w:r>
-        <w:rPr>
-          <w:b/>
-        </w:rPr>
-        <w:tab/>
-      </w:r>
-      <w:r>
-        <w:rPr>
-          <w:b/>
-        </w:rPr>
-        <w:t xml:space="preserve">:  </w:t>
-      </w:r>
-      <w:r>
-        <w:rPr>
-          <w:bCs/>
-        </w:rPr>
-        <w:t>Telstra Client Engagement</w:t>
-      </w:r>
-    </w:p>
-    <w:p>
-      <w:pPr>
-        <w:spacing w:after="0"/>
-        <w:rPr>
-          <w:rFonts w:hint="default"/>
-          <w:bCs/>
-          <w:lang w:val="en-IN"/>
-        </w:rPr>
-      </w:pPr>
-      <w:r>
-        <w:rPr>
-          <w:rFonts w:hint="default"/>
-          <w:b/>
-          <w:bCs w:val="0"/>
-          <w:lang w:val="en-IN"/>
-        </w:rPr>
-        <w:t>Duration</w:t>
-      </w:r>
-      <w:r>
-        <w:rPr>
-          <w:rFonts w:hint="default"/>
-          <w:bCs/>
-          <w:lang w:val="en-IN"/>
-        </w:rPr>
-        <w:tab/>
-        <w:t>:  August 2023 to June 2024</w:t>
-      </w:r>
-    </w:p>
-    <w:p>
-      <w:pPr>
-        <w:spacing w:after="0"/>
-        <w:rPr>
-          <w:rFonts w:hint="default"/>
-          <w:lang w:val="en-IN"/>
-        </w:rPr>
-      </w:pPr>
-      <w:r>
-        <w:rPr>
-          <w:b/>
-        </w:rPr>
-        <w:t xml:space="preserve">Technologies </w:t>
-      </w:r>
-      <w:r>
-        <w:rPr>
-          <w:b/>
-        </w:rPr>
-        <w:tab/>
-      </w:r>
-      <w:r>
-        <w:t>:  Python AWS based data analytics services and data sanitization for AI/ML processing</w:t>
-      </w:r>
-      <w:r>
-        <w:rPr>
-          <w:rFonts w:hint="default"/>
-          <w:lang w:val="en-IN"/>
-        </w:rPr>
-        <w:t>. AWS Athena, Glue, S3, SQS, SNS, Dynamo DB, Cloud Formation, Step Functions, Kubernetes Yaml</w:t>
-      </w:r>
-    </w:p>
-    <w:p>
-      <w:pPr>
-        <w:spacing w:after="0"/>
-      </w:pPr>
-      <w:r>
-        <w:rPr>
-          <w:b/>
-        </w:rPr>
-        <w:t xml:space="preserve">Client  </w:t>
-      </w:r>
-      <w:r>
-        <w:t xml:space="preserve">                 : Telstra</w:t>
-      </w:r>
-    </w:p>
-    <w:p>
-      <w:pPr>
-        <w:spacing w:after="0"/>
-        <w:rPr>
-          <w:b/>
-        </w:rPr>
-      </w:pPr>
-      <w:r>
-        <w:rPr>
-          <w:b/>
-        </w:rPr>
-        <w:t>Responsibilities</w:t>
-      </w:r>
-    </w:p>
-    <w:p>
-      <w:pPr>
-        <w:numPr>
-          <w:ilvl w:val="0"/>
-          <w:numId w:val="2"/>
-        </w:numPr>
-        <w:spacing w:after="0"/>
-      </w:pPr>
-      <w:r>
-        <w:t>To sanitize data</w:t>
-      </w:r>
-      <w:r>
-        <w:rPr>
-          <w:rFonts w:hint="default"/>
-          <w:lang w:val="en-IN"/>
-        </w:rPr>
-        <w:t xml:space="preserve"> from semi-structed and structed data sources like data lake of csv/xls/json file in zip packages, Cleaning, analysis and tranform</w:t>
-      </w:r>
-      <w:r>
-        <w:t xml:space="preserve"> and store to Oracle for later analytics</w:t>
-      </w:r>
-      <w:r>
-        <w:rPr>
-          <w:lang w:val="en-IN"/>
-        </w:rPr>
-        <w:t>, interim db used Dynamo DB and Redis</w:t>
-      </w:r>
-    </w:p>
-    <w:p>
-      <w:pPr>
-        <w:numPr>
-          <w:ilvl w:val="0"/>
-          <w:numId w:val="2"/>
-        </w:numPr>
-        <w:spacing w:after="0"/>
-      </w:pPr>
-      <w:r>
-        <w:t>Involved in maintaining data flow through Oracle, MongoDb and Redis databases</w:t>
-      </w:r>
-    </w:p>
-    <w:p>
-      <w:pPr>
-        <w:spacing w:after="0"/>
-        <w:rPr>
-          <w:b/>
-        </w:rPr>
-      </w:pPr>
-    </w:p>
-    <w:p>
-      <w:pPr>
-        <w:spacing w:after="0"/>
-      </w:pPr>
-      <w:r>
-        <w:rPr>
-          <w:b/>
-        </w:rPr>
-        <w:t>Project</w:t>
-      </w:r>
-      <w:r>
-        <w:rPr>
-          <w:b/>
-        </w:rPr>
-        <w:tab/>
-      </w:r>
-      <w:r>
-        <w:rPr>
-          <w:b/>
-        </w:rPr>
-        <w:tab/>
-      </w:r>
-      <w:r>
-        <w:rPr>
-          <w:b/>
-        </w:rPr>
-        <w:t xml:space="preserve">:  </w:t>
-      </w:r>
-      <w:r>
-        <w:t>Engineering Workboard</w:t>
-      </w:r>
-      <w:r>
-        <w:rPr>
-          <w:b/>
-        </w:rPr>
-        <w:t xml:space="preserve"> </w:t>
-      </w:r>
-      <w:r>
-        <w:t>(Product scrubber and defect priority management)</w:t>
-      </w:r>
-    </w:p>
-    <w:p>
-      <w:pPr>
-        <w:spacing w:after="0"/>
-        <w:rPr>
-          <w:rFonts w:hint="default"/>
-          <w:b w:val="0"/>
-          <w:bCs/>
-          <w:lang w:val="en-IN"/>
-        </w:rPr>
-      </w:pPr>
-      <w:r>
-        <w:rPr>
-          <w:rFonts w:hint="default"/>
-          <w:b/>
-          <w:lang w:val="en-IN"/>
-        </w:rPr>
-        <w:t>Duration</w:t>
-      </w:r>
-      <w:r>
-        <w:rPr>
-          <w:rFonts w:hint="default"/>
-          <w:b/>
-          <w:lang w:val="en-IN"/>
-        </w:rPr>
-        <w:tab/>
-      </w:r>
-      <w:r>
-        <w:rPr>
-          <w:rFonts w:hint="default"/>
-          <w:b w:val="0"/>
-          <w:bCs/>
-          <w:lang w:val="en-IN"/>
-        </w:rPr>
-        <w:t xml:space="preserve">: </w:t>
-      </w:r>
-      <w:r>
-        <w:rPr>
-          <w:rFonts w:hint="default"/>
-          <w:b/>
-          <w:lang w:val="en-IN"/>
-        </w:rPr>
-        <w:t xml:space="preserve"> </w:t>
-      </w:r>
-      <w:r>
-        <w:rPr>
-          <w:rFonts w:hint="default"/>
-          <w:b w:val="0"/>
-          <w:bCs/>
-          <w:lang w:val="en-IN"/>
-        </w:rPr>
-        <w:t>November 2022 to August 2023</w:t>
-      </w:r>
-    </w:p>
-    <w:p>
-      <w:pPr>
-        <w:spacing w:after="0"/>
-        <w:rPr>
-          <w:rFonts w:hint="default"/>
-          <w:lang w:val="en-IN"/>
-        </w:rPr>
-      </w:pPr>
-      <w:r>
-        <w:rPr>
-          <w:b/>
-        </w:rPr>
-        <w:t xml:space="preserve">Technologies </w:t>
-      </w:r>
-      <w:r>
-        <w:rPr>
-          <w:b/>
-        </w:rPr>
-        <w:tab/>
-      </w:r>
-      <w:r>
-        <w:t xml:space="preserve">:  Python web services and </w:t>
-      </w:r>
-      <w:r>
-        <w:rPr>
-          <w:rFonts w:hint="default"/>
-          <w:lang w:val="en-IN"/>
-        </w:rPr>
-        <w:t>Azure batch pipeline data engineering</w:t>
-      </w:r>
-      <w:r>
-        <w:t xml:space="preserve"> services</w:t>
-      </w:r>
-      <w:r>
-        <w:rPr>
-          <w:rFonts w:hint="default"/>
-          <w:lang w:val="en-IN"/>
-        </w:rPr>
-        <w:t xml:space="preserve"> to transform data from csv/bigdata/excel files to </w:t>
-      </w:r>
-      <w:r>
-        <w:t>Oracle DB</w:t>
-      </w:r>
-      <w:r>
-        <w:rPr>
-          <w:rFonts w:hint="default"/>
-          <w:lang w:val="en-IN"/>
-        </w:rPr>
-        <w:t xml:space="preserve"> using </w:t>
-      </w:r>
-      <w:r>
-        <w:t>MongoDb, Redis</w:t>
-      </w:r>
-      <w:r>
-        <w:rPr>
-          <w:rFonts w:hint="default"/>
-          <w:lang w:val="en-IN"/>
-        </w:rPr>
-        <w:t xml:space="preserve"> for interim cache stages</w:t>
-      </w:r>
-    </w:p>
-    <w:p>
-      <w:pPr>
-        <w:spacing w:after="0"/>
-      </w:pPr>
-      <w:r>
-        <w:rPr>
-          <w:b/>
-        </w:rPr>
-        <w:t xml:space="preserve">Client  </w:t>
-      </w:r>
-      <w:r>
-        <w:t xml:space="preserve">                 : Cisco</w:t>
-      </w:r>
-    </w:p>
-    <w:p>
-      <w:pPr>
-        <w:spacing w:after="0"/>
-        <w:rPr>
-          <w:b/>
-        </w:rPr>
-      </w:pPr>
-      <w:r>
-        <w:rPr>
-          <w:b/>
-        </w:rPr>
-        <w:t>Responsibilities</w:t>
-      </w:r>
-    </w:p>
-    <w:p>
-      <w:pPr>
-        <w:numPr>
-          <w:ilvl w:val="0"/>
-          <w:numId w:val="2"/>
-        </w:numPr>
-        <w:spacing w:after="0"/>
-      </w:pPr>
-      <w:r>
-        <w:t>To Design and develop the workflow services</w:t>
-      </w:r>
-      <w:r>
-        <w:rPr>
-          <w:rFonts w:hint="default"/>
-          <w:lang w:val="en-IN"/>
-        </w:rPr>
-        <w:t xml:space="preserve"> and support performs via pre prepared data via transformation pipelines</w:t>
-      </w:r>
-      <w:r>
-        <w:t>.</w:t>
-      </w:r>
-    </w:p>
-    <w:p>
-      <w:pPr>
-        <w:numPr>
-          <w:ilvl w:val="0"/>
-          <w:numId w:val="2"/>
-        </w:numPr>
-        <w:spacing w:after="0"/>
-      </w:pPr>
-      <w:r>
-        <w:t>Involved in development of REST Web Services on day to day activities.</w:t>
-      </w:r>
-    </w:p>
-    <w:p>
-      <w:pPr>
-        <w:numPr>
-          <w:ilvl w:val="0"/>
-          <w:numId w:val="2"/>
-        </w:numPr>
-        <w:spacing w:after="0"/>
-      </w:pPr>
-      <w:r>
-        <w:t>Involved in maintaining data flow through</w:t>
-      </w:r>
-      <w:r>
-        <w:rPr>
-          <w:rFonts w:hint="default"/>
-          <w:lang w:val="en-IN"/>
-        </w:rPr>
-        <w:t xml:space="preserve"> Redhat Openshift Azure stack</w:t>
-      </w:r>
-      <w:r>
-        <w:t xml:space="preserve"> Oracle, MongoDb and Redis databases.</w:t>
+      </w:pPr>
+      <w:r>
+        <w:t xml:space="preserve">Involved in maintaining data flow through </w:t>
+      </w:r>
+      <w:r>
+        <w:rPr>
+          <w:rFonts w:hint="default"/>
+          <w:lang w:val="en-IN"/>
+        </w:rPr>
+        <w:t xml:space="preserve">data injestion using various data connectors for </w:t>
+      </w:r>
+      <w:r>
+        <w:rPr>
+          <w:lang w:val="en-IN"/>
+        </w:rPr>
+        <w:t>Postgres DB</w:t>
+      </w:r>
+      <w:r>
+        <w:t xml:space="preserve"> and Redis databases</w:t>
+      </w:r>
+      <w:r>
+        <w:rPr>
+          <w:rFonts w:hint="default"/>
+          <w:lang w:val="en-IN"/>
+        </w:rPr>
+        <w:t xml:space="preserve"> and passing enriched data for warehousing and ML model analytics</w:t>
       </w:r>
     </w:p>
     <w:p>
@@ -2170,892 +1846,45 @@
           <w:color w:val="000000"/>
           <w:shd w:val="clear" w:color="auto" w:fill="FFFFFF"/>
         </w:rPr>
-        <w:t xml:space="preserve"> Idea and implementation of two value creation ideas in period of 1 year:</w:t>
+        <w:t xml:space="preserve"> Idea and implementation of two </w:t>
+      </w:r>
+      <w:r>
+        <w:rPr>
+          <w:rStyle w:val="16"/>
+          <w:color w:val="000000"/>
+          <w:shd w:val="clear" w:color="auto" w:fill="FFFFFF"/>
+          <w:lang w:val="en-IN"/>
+        </w:rPr>
+        <w:t>pro-active steps</w:t>
+      </w:r>
+      <w:r>
+        <w:rPr>
+          <w:rStyle w:val="16"/>
+          <w:color w:val="000000"/>
+          <w:shd w:val="clear" w:color="auto" w:fill="FFFFFF"/>
+        </w:rPr>
+        <w:t xml:space="preserve"> in period of </w:t>
+      </w:r>
+      <w:r>
+        <w:rPr>
+          <w:rStyle w:val="16"/>
+          <w:color w:val="000000"/>
+          <w:shd w:val="clear" w:color="auto" w:fill="FFFFFF"/>
+          <w:lang w:val="en-IN"/>
+        </w:rPr>
+        <w:t>6 months</w:t>
+      </w:r>
+      <w:r>
+        <w:rPr>
+          <w:rStyle w:val="16"/>
+          <w:color w:val="000000"/>
+          <w:shd w:val="clear" w:color="auto" w:fill="FFFFFF"/>
+        </w:rPr>
+        <w:t>:</w:t>
       </w:r>
       <w:r>
         <w:rPr>
           <w:rStyle w:val="17"/>
-          <w:color w:val="000000"/>
-          <w:shd w:val="clear" w:color="auto" w:fill="FFFFFF"/>
-        </w:rPr>
-        <w:t> </w:t>
-      </w:r>
-    </w:p>
-    <w:p>
-      <w:pPr>
-        <w:pStyle w:val="15"/>
-        <w:numPr>
-          <w:ilvl w:val="0"/>
-          <w:numId w:val="3"/>
-        </w:numPr>
-        <w:spacing w:after="0"/>
-        <w:rPr>
-          <w:rFonts w:cs="Calibri"/>
-          <w:szCs w:val="22"/>
-          <w:lang w:val="en-IN"/>
-        </w:rPr>
-      </w:pPr>
-      <w:r>
-        <w:rPr>
-          <w:rFonts w:cs="Calibri"/>
-          <w:szCs w:val="22"/>
-          <w:lang w:val="en-IN"/>
-        </w:rPr>
-        <w:t>Docker deploment image hardening to strengthen security</w:t>
-      </w:r>
-      <w:r>
-        <w:rPr>
-          <w:rFonts w:hint="default" w:cs="Calibri"/>
-          <w:szCs w:val="22"/>
-          <w:lang w:val="en-IN"/>
-        </w:rPr>
-        <w:t xml:space="preserve"> over Azure deployment stack</w:t>
-      </w:r>
-    </w:p>
-    <w:p>
-      <w:pPr>
-        <w:pStyle w:val="15"/>
-        <w:numPr>
-          <w:ilvl w:val="0"/>
-          <w:numId w:val="3"/>
-        </w:numPr>
-        <w:spacing w:after="0"/>
-        <w:rPr>
-          <w:rFonts w:cs="Calibri"/>
-          <w:szCs w:val="22"/>
-          <w:lang w:val="en-IN"/>
-        </w:rPr>
-      </w:pPr>
-      <w:r>
-        <w:rPr>
-          <w:rFonts w:cs="Calibri"/>
-          <w:szCs w:val="22"/>
-          <w:lang w:val="en-IN"/>
-        </w:rPr>
-        <w:t>Auto API failure detection and troubleshoot system</w:t>
-      </w:r>
-    </w:p>
-    <w:p>
-      <w:pPr>
-        <w:spacing w:after="0"/>
-        <w:rPr>
-          <w:b/>
-        </w:rPr>
-      </w:pPr>
-    </w:p>
-    <w:p>
-      <w:pPr>
-        <w:spacing w:after="0"/>
-        <w:rPr>
-          <w:color w:val="000000"/>
-        </w:rPr>
-      </w:pPr>
-      <w:r>
-        <w:rPr>
-          <w:b/>
-          <w:color w:val="000000"/>
-        </w:rPr>
-        <w:t>Project</w:t>
-      </w:r>
-      <w:r>
-        <w:rPr>
-          <w:b/>
-          <w:color w:val="000000"/>
-        </w:rPr>
-        <w:tab/>
-      </w:r>
-      <w:r>
-        <w:rPr>
-          <w:b/>
-          <w:color w:val="000000"/>
-        </w:rPr>
-        <w:tab/>
-      </w:r>
-      <w:r>
-        <w:rPr>
-          <w:b/>
-          <w:color w:val="000000"/>
-        </w:rPr>
-        <w:t xml:space="preserve">:  </w:t>
-      </w:r>
-      <w:r>
-        <w:rPr>
-          <w:rStyle w:val="16"/>
-          <w:b/>
-          <w:bCs/>
-          <w:color w:val="000000"/>
-          <w:sz w:val="20"/>
-          <w:szCs w:val="20"/>
-          <w:shd w:val="clear" w:color="auto" w:fill="FFFFFF"/>
-        </w:rPr>
-        <w:t>Mitel Cloudlink-SDK</w:t>
-      </w:r>
-      <w:r>
-        <w:rPr>
-          <w:b/>
-          <w:color w:val="000000"/>
-        </w:rPr>
-        <w:t xml:space="preserve"> </w:t>
-      </w:r>
-      <w:r>
-        <w:rPr>
-          <w:color w:val="000000"/>
-        </w:rPr>
-        <w:t>(Cloud SDK backend for all type clients)</w:t>
-      </w:r>
-    </w:p>
-    <w:p>
-      <w:pPr>
-        <w:spacing w:after="0"/>
-        <w:rPr>
-          <w:rFonts w:hint="default"/>
-          <w:color w:val="000000"/>
-          <w:lang w:val="en-IN"/>
-        </w:rPr>
-      </w:pPr>
-      <w:r>
-        <w:rPr>
-          <w:rFonts w:hint="default"/>
-          <w:b/>
-          <w:bCs/>
-          <w:color w:val="000000"/>
-          <w:lang w:val="en-IN"/>
-        </w:rPr>
-        <w:t>Duration</w:t>
-      </w:r>
-      <w:r>
-        <w:rPr>
-          <w:rFonts w:hint="default"/>
-          <w:color w:val="000000"/>
-          <w:lang w:val="en-IN"/>
-        </w:rPr>
-        <w:tab/>
-        <w:t>:  2020 to October 2022</w:t>
-      </w:r>
-    </w:p>
-    <w:p>
-      <w:pPr>
-        <w:spacing w:after="0"/>
-        <w:rPr>
-          <w:rFonts w:hint="default"/>
-          <w:color w:val="000000"/>
-          <w:lang w:val="en-IN"/>
-        </w:rPr>
-      </w:pPr>
-      <w:r>
-        <w:rPr>
-          <w:b/>
-          <w:color w:val="000000"/>
-        </w:rPr>
-        <w:t xml:space="preserve">Technologies </w:t>
-      </w:r>
-      <w:r>
-        <w:rPr>
-          <w:b/>
-          <w:color w:val="000000"/>
-        </w:rPr>
-        <w:tab/>
-      </w:r>
-      <w:r>
-        <w:rPr>
-          <w:color w:val="000000"/>
-        </w:rPr>
-        <w:t>:  YAML DOCKER and Kubernetes</w:t>
-      </w:r>
-      <w:r>
-        <w:rPr>
-          <w:rFonts w:hint="default"/>
-          <w:color w:val="000000"/>
-          <w:lang w:val="en-IN"/>
-        </w:rPr>
-        <w:t xml:space="preserve"> via Helm for AWS cloud services</w:t>
-      </w:r>
-    </w:p>
-    <w:p>
-      <w:pPr>
-        <w:spacing w:after="0"/>
-        <w:rPr>
-          <w:color w:val="000000"/>
-        </w:rPr>
-      </w:pPr>
-      <w:r>
-        <w:rPr>
-          <w:b/>
-          <w:color w:val="000000"/>
-        </w:rPr>
-        <w:t xml:space="preserve">Client  </w:t>
-      </w:r>
-      <w:r>
-        <w:rPr>
-          <w:color w:val="000000"/>
-        </w:rPr>
-        <w:t xml:space="preserve">                 : </w:t>
-      </w:r>
-      <w:r>
-        <w:t>Mitel</w:t>
-      </w:r>
-    </w:p>
-    <w:p>
-      <w:pPr>
-        <w:spacing w:after="0"/>
-        <w:rPr>
-          <w:b/>
-          <w:color w:val="000000"/>
-        </w:rPr>
-      </w:pPr>
-      <w:r>
-        <w:rPr>
-          <w:b/>
-          <w:color w:val="000000"/>
-        </w:rPr>
-        <w:t>Responsibilities</w:t>
-      </w:r>
-    </w:p>
-    <w:p>
-      <w:pPr>
-        <w:numPr>
-          <w:ilvl w:val="0"/>
-          <w:numId w:val="2"/>
-        </w:numPr>
-        <w:spacing w:after="0"/>
-      </w:pPr>
-      <w:r>
-        <w:rPr>
-          <w:color w:val="000000"/>
-        </w:rPr>
-        <w:t xml:space="preserve">To enhance the </w:t>
-      </w:r>
-      <w:r>
-        <w:t>durability of API created in SDK</w:t>
-      </w:r>
-    </w:p>
-    <w:p>
-      <w:pPr>
-        <w:numPr>
-          <w:ilvl w:val="0"/>
-          <w:numId w:val="2"/>
-        </w:numPr>
-        <w:spacing w:after="0"/>
-        <w:rPr>
-          <w:b/>
-          <w:color w:val="000000"/>
-        </w:rPr>
-      </w:pPr>
-      <w:r>
-        <w:rPr>
-          <w:color w:val="000000"/>
-        </w:rPr>
-        <w:t xml:space="preserve">To </w:t>
-      </w:r>
-      <w:r>
-        <w:t>support the system</w:t>
-      </w:r>
-      <w:r>
-        <w:rPr>
-          <w:color w:val="000000"/>
-        </w:rPr>
-        <w:t xml:space="preserve"> team in deployment activities.</w:t>
-      </w:r>
-    </w:p>
-    <w:p>
-      <w:pPr>
-        <w:spacing w:after="0"/>
-        <w:rPr>
-          <w:rStyle w:val="17"/>
-          <w:color w:val="000000"/>
-          <w:shd w:val="clear" w:color="auto" w:fill="FFFFFF"/>
-        </w:rPr>
-      </w:pPr>
-      <w:r>
-        <w:rPr>
-          <w:rStyle w:val="16"/>
-          <w:b/>
-          <w:bCs/>
-          <w:i/>
-          <w:iCs/>
-          <w:color w:val="000000"/>
-          <w:shd w:val="clear" w:color="auto" w:fill="FFFFFF"/>
-        </w:rPr>
-        <w:t>Achievements</w:t>
-      </w:r>
-      <w:r>
-        <w:rPr>
-          <w:rStyle w:val="16"/>
-          <w:b/>
-          <w:bCs/>
-          <w:color w:val="000000"/>
-          <w:shd w:val="clear" w:color="auto" w:fill="FFFFFF"/>
-        </w:rPr>
-        <w:t>:</w:t>
-      </w:r>
-      <w:r>
-        <w:rPr>
-          <w:rStyle w:val="16"/>
-          <w:color w:val="000000"/>
-          <w:shd w:val="clear" w:color="auto" w:fill="FFFFFF"/>
-        </w:rPr>
-        <w:t xml:space="preserve"> Idea and implementation of two value creation ideas in period of 1 year:</w:t>
-      </w:r>
-      <w:r>
-        <w:rPr>
-          <w:rStyle w:val="17"/>
-          <w:color w:val="000000"/>
-          <w:shd w:val="clear" w:color="auto" w:fill="FFFFFF"/>
-        </w:rPr>
-        <w:t> </w:t>
-      </w:r>
-    </w:p>
-    <w:p>
-      <w:pPr>
-        <w:pStyle w:val="15"/>
-        <w:numPr>
-          <w:ilvl w:val="0"/>
-          <w:numId w:val="3"/>
-        </w:numPr>
-        <w:spacing w:after="0"/>
-        <w:rPr>
-          <w:rStyle w:val="17"/>
-          <w:b/>
-          <w:color w:val="000000"/>
-        </w:rPr>
-      </w:pPr>
-      <w:r>
-        <w:rPr>
-          <w:rStyle w:val="16"/>
-          <w:rFonts w:cs="Calibri"/>
-          <w:color w:val="000000"/>
-          <w:szCs w:val="22"/>
-          <w:shd w:val="clear" w:color="auto" w:fill="FFFFFF"/>
-        </w:rPr>
-        <w:t>Parallel execution of application using multiple-threading CPU cores of machine</w:t>
-      </w:r>
-      <w:r>
-        <w:rPr>
-          <w:rStyle w:val="17"/>
-          <w:rFonts w:cs="Calibri"/>
-          <w:color w:val="000000"/>
-          <w:szCs w:val="22"/>
-          <w:shd w:val="clear" w:color="auto" w:fill="FFFFFF"/>
-        </w:rPr>
-        <w:t> </w:t>
-      </w:r>
-    </w:p>
-    <w:p>
-      <w:pPr>
-        <w:pStyle w:val="15"/>
-        <w:numPr>
-          <w:ilvl w:val="0"/>
-          <w:numId w:val="3"/>
-        </w:numPr>
-        <w:spacing w:after="0"/>
-        <w:rPr>
-          <w:b/>
-          <w:color w:val="000000"/>
-        </w:rPr>
-      </w:pPr>
-      <w:r>
-        <w:rPr>
-          <w:rStyle w:val="16"/>
-          <w:rFonts w:cs="Calibri"/>
-          <w:color w:val="000000"/>
-          <w:szCs w:val="22"/>
-          <w:shd w:val="clear" w:color="auto" w:fill="FFFFFF"/>
-        </w:rPr>
-        <w:t>Serial execution improvement for reducing initial time consumed to complete startup activities for micro-services</w:t>
-      </w:r>
-    </w:p>
-    <w:p>
-      <w:pPr>
-        <w:spacing w:after="0"/>
-        <w:ind w:left="720"/>
-        <w:rPr>
-          <w:b/>
-          <w:color w:val="000000"/>
-        </w:rPr>
-      </w:pPr>
-    </w:p>
-    <w:p>
-      <w:pPr>
-        <w:spacing w:after="0"/>
-        <w:rPr>
-          <w:color w:val="000000"/>
-        </w:rPr>
-      </w:pPr>
-      <w:r>
-        <w:rPr>
-          <w:b/>
-          <w:color w:val="000000"/>
-        </w:rPr>
-        <w:t>Project</w:t>
-      </w:r>
-      <w:r>
-        <w:rPr>
-          <w:b/>
-          <w:color w:val="000000"/>
-        </w:rPr>
-        <w:tab/>
-      </w:r>
-      <w:r>
-        <w:rPr>
-          <w:b/>
-          <w:color w:val="000000"/>
-        </w:rPr>
-        <w:tab/>
-      </w:r>
-      <w:r>
-        <w:rPr>
-          <w:b/>
-          <w:color w:val="000000"/>
-        </w:rPr>
-        <w:t xml:space="preserve">:  </w:t>
-      </w:r>
-      <w:r>
-        <w:rPr>
-          <w:rStyle w:val="16"/>
-          <w:b/>
-          <w:bCs/>
-          <w:color w:val="000000"/>
-          <w:sz w:val="20"/>
-          <w:szCs w:val="20"/>
-        </w:rPr>
-        <w:t>PGI GlobalMeet SDK API</w:t>
-      </w:r>
-      <w:r>
-        <w:rPr>
-          <w:color w:val="000000"/>
-        </w:rPr>
-        <w:t xml:space="preserve"> (Cloud SDK backend for all clients)</w:t>
-      </w:r>
-    </w:p>
-    <w:p>
-      <w:pPr>
-        <w:spacing w:after="0"/>
-        <w:rPr>
-          <w:rFonts w:hint="default"/>
-          <w:color w:val="000000"/>
-          <w:lang w:val="en-IN"/>
-        </w:rPr>
-      </w:pPr>
-      <w:r>
-        <w:rPr>
-          <w:rFonts w:hint="default"/>
-          <w:b/>
-          <w:bCs/>
-          <w:color w:val="000000"/>
-          <w:lang w:val="en-IN"/>
-        </w:rPr>
-        <w:t>Duration</w:t>
-      </w:r>
-      <w:r>
-        <w:rPr>
-          <w:rFonts w:hint="default"/>
-          <w:color w:val="000000"/>
-          <w:lang w:val="en-IN"/>
-        </w:rPr>
-        <w:tab/>
-        <w:t>:  2019</w:t>
-      </w:r>
-    </w:p>
-    <w:p>
-      <w:pPr>
-        <w:spacing w:after="0"/>
-        <w:ind w:left="1440" w:hanging="1440"/>
-        <w:rPr>
-          <w:color w:val="000000"/>
-        </w:rPr>
-      </w:pPr>
-      <w:r>
-        <w:rPr>
-          <w:b/>
-          <w:color w:val="000000"/>
-        </w:rPr>
-        <w:t xml:space="preserve">Technologies </w:t>
-      </w:r>
-      <w:r>
-        <w:rPr>
-          <w:b/>
-          <w:color w:val="000000"/>
-        </w:rPr>
-        <w:tab/>
-      </w:r>
-      <w:r>
-        <w:rPr>
-          <w:color w:val="000000"/>
-        </w:rPr>
-        <w:t xml:space="preserve">:  Python, React JS, </w:t>
-      </w:r>
-      <w:r>
-        <w:rPr>
-          <w:rFonts w:hint="default"/>
-          <w:color w:val="000000"/>
-          <w:lang w:val="en-IN"/>
-        </w:rPr>
-        <w:t>Azure Kubernetes via helm yaml for distributed deployment</w:t>
-      </w:r>
-      <w:r>
-        <w:rPr>
-          <w:color w:val="000000"/>
-        </w:rPr>
-        <w:t xml:space="preserve">, </w:t>
-      </w:r>
-      <w:r>
-        <w:rPr>
-          <w:rFonts w:hint="default"/>
-          <w:color w:val="000000"/>
-          <w:lang w:val="en-IN"/>
-        </w:rPr>
-        <w:t>Azure Cosmos DB</w:t>
-      </w:r>
-      <w:r>
-        <w:rPr>
-          <w:color w:val="000000"/>
-        </w:rPr>
-        <w:t xml:space="preserve">, Oracle DB, </w:t>
-      </w:r>
-    </w:p>
-    <w:p>
-      <w:pPr>
-        <w:spacing w:after="0"/>
-        <w:rPr>
-          <w:color w:val="000000"/>
-        </w:rPr>
-      </w:pPr>
-      <w:r>
-        <w:rPr>
-          <w:b/>
-          <w:color w:val="000000"/>
-        </w:rPr>
-        <w:t xml:space="preserve">Client </w:t>
-      </w:r>
-      <w:r>
-        <w:rPr>
-          <w:color w:val="000000"/>
-        </w:rPr>
-        <w:t xml:space="preserve">                  : PGI GlobalMeet</w:t>
-      </w:r>
-    </w:p>
-    <w:p>
-      <w:pPr>
-        <w:spacing w:after="0"/>
-        <w:rPr>
-          <w:b/>
-          <w:color w:val="000000"/>
-        </w:rPr>
-      </w:pPr>
-      <w:r>
-        <w:rPr>
-          <w:b/>
-          <w:color w:val="000000"/>
-        </w:rPr>
-        <w:t>Responsibilities</w:t>
-      </w:r>
-    </w:p>
-    <w:p>
-      <w:pPr>
-        <w:numPr>
-          <w:ilvl w:val="0"/>
-          <w:numId w:val="2"/>
-        </w:numPr>
-        <w:spacing w:after="0"/>
-      </w:pPr>
-      <w:r>
-        <w:rPr>
-          <w:color w:val="000000"/>
-        </w:rPr>
-        <w:t>To develop the system using AWS SAM serverless framework.</w:t>
-      </w:r>
-    </w:p>
-    <w:p>
-      <w:pPr>
-        <w:numPr>
-          <w:ilvl w:val="0"/>
-          <w:numId w:val="2"/>
-        </w:numPr>
-        <w:spacing w:after="0"/>
-        <w:rPr>
-          <w:b/>
-          <w:color w:val="000000"/>
-        </w:rPr>
-      </w:pPr>
-      <w:r>
-        <w:rPr>
-          <w:color w:val="000000"/>
-        </w:rPr>
-        <w:t xml:space="preserve">To implement and enhance the </w:t>
-      </w:r>
-      <w:r>
-        <w:t>security</w:t>
-      </w:r>
-      <w:r>
-        <w:rPr>
-          <w:color w:val="000000"/>
-        </w:rPr>
-        <w:t xml:space="preserve"> of the lambda</w:t>
-      </w:r>
-    </w:p>
-    <w:p>
-      <w:pPr>
-        <w:spacing w:after="0"/>
-        <w:rPr>
-          <w:b/>
-          <w:color w:val="000000"/>
-        </w:rPr>
-      </w:pPr>
-    </w:p>
-    <w:p>
-      <w:pPr>
-        <w:spacing w:after="0"/>
-        <w:rPr>
-          <w:color w:val="000000"/>
-        </w:rPr>
-      </w:pPr>
-      <w:r>
-        <w:rPr>
-          <w:b/>
-          <w:color w:val="000000"/>
-        </w:rPr>
-        <w:t>Project</w:t>
-      </w:r>
-      <w:r>
-        <w:rPr>
-          <w:b/>
-          <w:color w:val="000000"/>
-        </w:rPr>
-        <w:tab/>
-      </w:r>
-      <w:r>
-        <w:rPr>
-          <w:b/>
-          <w:color w:val="000000"/>
-        </w:rPr>
-        <w:tab/>
-      </w:r>
-      <w:r>
-        <w:rPr>
-          <w:b/>
-          <w:color w:val="000000"/>
-        </w:rPr>
-        <w:t xml:space="preserve">:  </w:t>
-      </w:r>
-      <w:r>
-        <w:rPr>
-          <w:rStyle w:val="16"/>
-          <w:b/>
-          <w:bCs/>
-          <w:color w:val="000000"/>
-          <w:sz w:val="20"/>
-          <w:szCs w:val="20"/>
-          <w:shd w:val="clear" w:color="auto" w:fill="FFFFFF"/>
-        </w:rPr>
-        <w:t>Mitel NextGen</w:t>
-      </w:r>
-      <w:r>
-        <w:rPr>
-          <w:color w:val="000000"/>
-        </w:rPr>
-        <w:t xml:space="preserve"> (API, socket and server distribution for different platforms)</w:t>
-      </w:r>
-    </w:p>
-    <w:p>
-      <w:pPr>
-        <w:spacing w:after="0"/>
-        <w:rPr>
-          <w:rFonts w:hint="default"/>
-          <w:color w:val="000000"/>
-          <w:lang w:val="en-IN"/>
-        </w:rPr>
-      </w:pPr>
-      <w:r>
-        <w:rPr>
-          <w:rFonts w:hint="default"/>
-          <w:b/>
-          <w:bCs/>
-          <w:color w:val="000000"/>
-          <w:lang w:val="en-IN"/>
-        </w:rPr>
-        <w:t>Duration</w:t>
-      </w:r>
-      <w:r>
-        <w:rPr>
-          <w:rFonts w:hint="default"/>
-          <w:color w:val="000000"/>
-          <w:lang w:val="en-IN"/>
-        </w:rPr>
-        <w:tab/>
-        <w:t>:  2017 to 2018</w:t>
-      </w:r>
-    </w:p>
-    <w:p>
-      <w:pPr>
-        <w:spacing w:after="0"/>
-        <w:rPr>
-          <w:rFonts w:hint="default"/>
-          <w:color w:val="000000"/>
-          <w:lang w:val="en-IN"/>
-        </w:rPr>
-      </w:pPr>
-      <w:r>
-        <w:rPr>
-          <w:b/>
-          <w:color w:val="000000"/>
-        </w:rPr>
-        <w:t xml:space="preserve">Technologies </w:t>
-      </w:r>
-      <w:r>
-        <w:rPr>
-          <w:b/>
-          <w:color w:val="000000"/>
-        </w:rPr>
-        <w:tab/>
-      </w:r>
-      <w:r>
-        <w:rPr>
-          <w:color w:val="000000"/>
-        </w:rPr>
-        <w:t>:  Node.js, Express Framework, Sequelize Framework,  PostgreSql</w:t>
-      </w:r>
-      <w:r>
-        <w:rPr>
-          <w:rFonts w:hint="default"/>
-          <w:color w:val="000000"/>
-          <w:lang w:val="en-IN"/>
-        </w:rPr>
-        <w:t xml:space="preserve"> AWS cloud stack</w:t>
-      </w:r>
-    </w:p>
-    <w:p>
-      <w:pPr>
-        <w:spacing w:after="0"/>
-        <w:rPr>
-          <w:color w:val="000000"/>
-        </w:rPr>
-      </w:pPr>
-      <w:r>
-        <w:rPr>
-          <w:b/>
-          <w:bCs/>
-          <w:color w:val="000000"/>
-        </w:rPr>
-        <w:t>Client</w:t>
-      </w:r>
-      <w:r>
-        <w:rPr>
-          <w:b/>
-          <w:bCs/>
-          <w:color w:val="000000"/>
-        </w:rPr>
-        <w:tab/>
-      </w:r>
-      <w:r>
-        <w:rPr>
-          <w:b/>
-          <w:bCs/>
-          <w:color w:val="000000"/>
-        </w:rPr>
-        <w:tab/>
-      </w:r>
-      <w:r>
-        <w:rPr>
-          <w:b/>
-          <w:bCs/>
-          <w:color w:val="000000"/>
-        </w:rPr>
-        <w:t xml:space="preserve">:  </w:t>
-      </w:r>
-      <w:r>
-        <w:rPr>
-          <w:color w:val="000000"/>
-        </w:rPr>
-        <w:t>Mitel</w:t>
-      </w:r>
-    </w:p>
-    <w:p>
-      <w:pPr>
-        <w:spacing w:after="0"/>
-        <w:rPr>
-          <w:b/>
-          <w:color w:val="000000"/>
-        </w:rPr>
-      </w:pPr>
-      <w:r>
-        <w:rPr>
-          <w:b/>
-          <w:color w:val="000000"/>
-        </w:rPr>
-        <w:t>Responsibilities</w:t>
-      </w:r>
-    </w:p>
-    <w:p>
-      <w:pPr>
-        <w:numPr>
-          <w:ilvl w:val="0"/>
-          <w:numId w:val="2"/>
-        </w:numPr>
-        <w:spacing w:after="0"/>
-      </w:pPr>
-      <w:r>
-        <w:rPr>
-          <w:color w:val="000000"/>
-        </w:rPr>
-        <w:t>Involved in improving quality for sdk by adding new features, enhancement. Testing functionality using Mocha.js, unit testing, etc.</w:t>
-      </w:r>
-    </w:p>
-    <w:p>
-      <w:pPr>
-        <w:numPr>
-          <w:ilvl w:val="0"/>
-          <w:numId w:val="2"/>
-        </w:numPr>
-        <w:spacing w:after="0"/>
-      </w:pPr>
-      <w:r>
-        <w:rPr>
-          <w:color w:val="000000"/>
-        </w:rPr>
-        <w:t>Involved in manual testing of developed features for quality assurance.</w:t>
-      </w:r>
-    </w:p>
-    <w:p>
-      <w:pPr>
-        <w:rPr>
-          <w:rStyle w:val="19"/>
-          <w:color w:val="000000"/>
-          <w:shd w:val="clear" w:color="auto" w:fill="FFFFFF"/>
-        </w:rPr>
-      </w:pPr>
-      <w:r>
-        <w:rPr>
-          <w:rStyle w:val="16"/>
-          <w:b/>
-          <w:bCs/>
-          <w:i/>
-          <w:iCs/>
-          <w:color w:val="000000"/>
-          <w:shd w:val="clear" w:color="auto" w:fill="FFFFFF"/>
-        </w:rPr>
-        <w:t>Achievements</w:t>
-      </w:r>
-      <w:r>
-        <w:rPr>
-          <w:rStyle w:val="16"/>
-          <w:b/>
-          <w:bCs/>
-          <w:color w:val="000000"/>
-          <w:shd w:val="clear" w:color="auto" w:fill="FFFFFF"/>
-        </w:rPr>
-        <w:t>:</w:t>
-      </w:r>
-      <w:r>
-        <w:rPr>
-          <w:rStyle w:val="16"/>
-          <w:color w:val="000000"/>
-          <w:shd w:val="clear" w:color="auto" w:fill="FFFFFF"/>
-        </w:rPr>
-        <w:t xml:space="preserve"> Idea proposed, not implemented because of bad cloud translation API quality</w:t>
-      </w:r>
-      <w:r>
-        <w:rPr>
-          <w:rStyle w:val="19"/>
           <w:color w:val="000000"/>
           <w:shd w:val="clear" w:color="auto" w:fill="FFFFFF"/>
         </w:rPr>
@@ -3069,30 +1898,36 @@
           <w:ilvl w:val="0"/>
           <w:numId w:val="4"/>
         </w:numPr>
-        <w:rPr>
-          <w:rStyle w:val="19"/>
+        <w:spacing w:after="0"/>
+        <w:rPr>
+          <w:rFonts w:cs="Calibri"/>
           <w:szCs w:val="22"/>
-        </w:rPr>
-      </w:pPr>
-      <w:r>
-        <w:rPr>
-          <w:rStyle w:val="16"/>
+          <w:lang w:val="en-IN"/>
+        </w:rPr>
+      </w:pPr>
+      <w:r>
+        <w:rPr>
           <w:rFonts w:cs="Calibri"/>
-          <w:color w:val="000000"/>
           <w:szCs w:val="22"/>
-          <w:shd w:val="clear" w:color="auto" w:fill="FFFFFF"/>
-        </w:rPr>
-        <w:t>Global translation of chat messages among users from different region</w:t>
-      </w:r>
-      <w:r>
-        <w:rPr>
-          <w:rStyle w:val="19"/>
+          <w:lang w:val="en-IN"/>
+        </w:rPr>
+        <w:t>24*7 circular development lifecycle b</w:t>
+      </w:r>
+      <w:r>
+        <w:rPr>
+          <w:rFonts w:hint="default" w:cs="Calibri"/>
+          <w:szCs w:val="22"/>
+          <w:lang w:val="en-IN"/>
+        </w:rPr>
+        <w:t>etween</w:t>
+      </w:r>
+      <w:r>
+        <w:rPr>
           <w:rFonts w:cs="Calibri"/>
-          <w:color w:val="000000"/>
           <w:szCs w:val="22"/>
-          <w:shd w:val="clear" w:color="auto" w:fill="FFFFFF"/>
-        </w:rPr>
-        <w:t> </w:t>
+          <w:lang w:val="en-IN"/>
+        </w:rPr>
+        <w:t xml:space="preserve"> PST and IST timezone for development team</w:t>
       </w:r>
     </w:p>
     <w:p>
@@ -3102,9 +1937,1033 @@
           <w:ilvl w:val="0"/>
           <w:numId w:val="4"/>
         </w:numPr>
+        <w:spacing w:after="0"/>
+        <w:rPr>
+          <w:rFonts w:cs="Calibri"/>
+          <w:szCs w:val="22"/>
+          <w:lang w:val="en-IN"/>
+        </w:rPr>
+      </w:pPr>
+      <w:r>
+        <w:rPr>
+          <w:rFonts w:cs="Calibri"/>
+          <w:szCs w:val="22"/>
+          <w:lang w:val="en-IN"/>
+        </w:rPr>
+        <w:t>Initiated closer sync up between QA and Dev team to reduce round about time during major releases such as Prod and UAT. This gives boost to completion time to higher priority bugs and reduce communication barriers among test and development teams</w:t>
+      </w:r>
+    </w:p>
+    <w:p>
+      <w:pPr>
+        <w:spacing w:after="0"/>
+        <w:rPr>
+          <w:b/>
+        </w:rPr>
+      </w:pPr>
+    </w:p>
+    <w:p>
+      <w:pPr>
+        <w:spacing w:after="0"/>
+        <w:rPr>
+          <w:b/>
+          <w:bCs w:val="0"/>
+          <w:lang w:val="en-IN"/>
+        </w:rPr>
+      </w:pPr>
+      <w:r>
+        <w:rPr>
+          <w:b/>
+        </w:rPr>
+        <w:t>Project</w:t>
+      </w:r>
+      <w:r>
+        <w:rPr>
+          <w:b/>
+        </w:rPr>
+        <w:tab/>
+      </w:r>
+      <w:r>
+        <w:rPr>
+          <w:b/>
+        </w:rPr>
+        <w:tab/>
+      </w:r>
+      <w:r>
+        <w:rPr>
+          <w:b/>
+        </w:rPr>
+        <w:t>:</w:t>
+      </w:r>
+      <w:r>
+        <w:rPr>
+          <w:b/>
+          <w:bCs w:val="0"/>
+        </w:rPr>
+        <w:t xml:space="preserve">  </w:t>
+      </w:r>
+      <w:r>
+        <w:rPr>
+          <w:b/>
+          <w:bCs w:val="0"/>
+          <w:lang w:val="en-IN"/>
+        </w:rPr>
+        <w:t>EON Home</w:t>
+      </w:r>
+    </w:p>
+    <w:p>
+      <w:pPr>
+        <w:spacing w:after="0"/>
+        <w:rPr>
+          <w:rFonts w:hint="default"/>
+          <w:bCs/>
+          <w:lang w:val="en-IN"/>
+        </w:rPr>
+      </w:pPr>
+      <w:r>
+        <w:rPr>
+          <w:rFonts w:hint="default"/>
+          <w:b/>
+          <w:bCs w:val="0"/>
+          <w:lang w:val="en-IN"/>
+        </w:rPr>
+        <w:t>Duration</w:t>
+      </w:r>
+      <w:r>
+        <w:rPr>
+          <w:rFonts w:hint="default"/>
+          <w:bCs/>
+          <w:lang w:val="en-IN"/>
+        </w:rPr>
+        <w:tab/>
+      </w:r>
+      <w:r>
+        <w:rPr>
+          <w:rFonts w:hint="default"/>
+          <w:bCs/>
+          <w:lang w:val="en-IN"/>
+        </w:rPr>
+        <w:t>:  June to September 2024</w:t>
+      </w:r>
+    </w:p>
+    <w:p>
+      <w:pPr>
+        <w:spacing w:after="0"/>
+        <w:rPr>
+          <w:rFonts w:hint="default"/>
+          <w:lang w:val="en-IN"/>
+        </w:rPr>
+      </w:pPr>
+      <w:r>
+        <w:rPr>
+          <w:b/>
+        </w:rPr>
+        <w:t xml:space="preserve">Technologies </w:t>
+      </w:r>
+      <w:r>
+        <w:rPr>
+          <w:b/>
+        </w:rPr>
+        <w:tab/>
+      </w:r>
+      <w:r>
+        <w:t xml:space="preserve">:  Python AWS </w:t>
+      </w:r>
+      <w:r>
+        <w:rPr>
+          <w:lang w:val="en-IN"/>
+        </w:rPr>
+        <w:t xml:space="preserve">Elastic search </w:t>
+      </w:r>
+      <w:r>
+        <w:t xml:space="preserve">based data analytics services and data sanitization for </w:t>
+      </w:r>
+      <w:r>
+        <w:rPr>
+          <w:lang w:val="en-IN"/>
+        </w:rPr>
+        <w:t>Gen AI client</w:t>
+      </w:r>
+      <w:r>
+        <w:rPr>
+          <w:rFonts w:hint="default"/>
+          <w:lang w:val="en-IN"/>
+        </w:rPr>
+        <w:t>. AWS cloudformation and step functions orchestation of jobs. Postgres and semi-structured pdf data input cleansing for GenAi training and feeding with new data.</w:t>
+      </w:r>
+    </w:p>
+    <w:p>
+      <w:pPr>
+        <w:spacing w:after="0"/>
+        <w:rPr>
+          <w:lang w:val="en-IN"/>
+        </w:rPr>
+      </w:pPr>
+      <w:r>
+        <w:rPr>
+          <w:b/>
+        </w:rPr>
+        <w:t xml:space="preserve">Client  </w:t>
+      </w:r>
+      <w:r>
+        <w:t xml:space="preserve">                 : </w:t>
+      </w:r>
+      <w:r>
+        <w:rPr>
+          <w:lang w:val="en-IN"/>
+        </w:rPr>
+        <w:t>EON</w:t>
+      </w:r>
+    </w:p>
+    <w:p>
+      <w:pPr>
+        <w:spacing w:after="0"/>
+        <w:rPr>
+          <w:b/>
+        </w:rPr>
+      </w:pPr>
+      <w:r>
+        <w:rPr>
+          <w:b/>
+        </w:rPr>
+        <w:t>Responsibilities</w:t>
+      </w:r>
+    </w:p>
+    <w:p>
+      <w:pPr>
+        <w:numPr>
+          <w:ilvl w:val="0"/>
+          <w:numId w:val="3"/>
+        </w:numPr>
+        <w:spacing w:after="0"/>
+      </w:pPr>
+      <w:r>
+        <w:t xml:space="preserve">To sanitize data and store to </w:t>
+      </w:r>
+      <w:r>
+        <w:rPr>
+          <w:lang w:val="en-IN"/>
+        </w:rPr>
+        <w:t>Elastic DB realtime from document sources at confluence for GEN AI</w:t>
+      </w:r>
+    </w:p>
+    <w:p>
+      <w:pPr>
+        <w:numPr>
+          <w:ilvl w:val="0"/>
+          <w:numId w:val="3"/>
+        </w:numPr>
+        <w:spacing w:after="0"/>
+      </w:pPr>
+      <w:r>
+        <w:t>Involved in maintaining data flow through Oracle, MongoDb and Redis databases</w:t>
+      </w:r>
+    </w:p>
+    <w:p>
+      <w:pPr>
+        <w:spacing w:after="0"/>
+        <w:rPr>
+          <w:rFonts w:ascii="Titillium Web" w:hAnsi="Titillium Web" w:cs="Titillium Web"/>
+          <w:sz w:val="18"/>
+          <w:szCs w:val="18"/>
+          <w:lang w:val="en-IN"/>
+        </w:rPr>
+      </w:pPr>
+    </w:p>
+    <w:p>
+      <w:pPr>
+        <w:spacing w:after="0"/>
+        <w:rPr>
+          <w:bCs/>
+        </w:rPr>
+      </w:pPr>
+      <w:r>
+        <w:rPr>
+          <w:b/>
+        </w:rPr>
+        <w:t>Project</w:t>
+      </w:r>
+      <w:r>
+        <w:rPr>
+          <w:b/>
+        </w:rPr>
+        <w:tab/>
+      </w:r>
+      <w:r>
+        <w:rPr>
+          <w:b/>
+        </w:rPr>
+        <w:tab/>
+      </w:r>
+      <w:r>
+        <w:rPr>
+          <w:b/>
+        </w:rPr>
+        <w:t xml:space="preserve">:  </w:t>
+      </w:r>
+      <w:r>
+        <w:rPr>
+          <w:b/>
+          <w:bCs w:val="0"/>
+        </w:rPr>
+        <w:t>Telstra Client Engagement</w:t>
+      </w:r>
+    </w:p>
+    <w:p>
+      <w:pPr>
+        <w:spacing w:after="0"/>
+        <w:rPr>
+          <w:rFonts w:hint="default"/>
+          <w:bCs/>
+          <w:lang w:val="en-IN"/>
+        </w:rPr>
+      </w:pPr>
+      <w:r>
+        <w:rPr>
+          <w:rFonts w:hint="default"/>
+          <w:b/>
+          <w:bCs w:val="0"/>
+          <w:lang w:val="en-IN"/>
+        </w:rPr>
+        <w:t>Duration</w:t>
+      </w:r>
+      <w:r>
+        <w:rPr>
+          <w:rFonts w:hint="default"/>
+          <w:bCs/>
+          <w:lang w:val="en-IN"/>
+        </w:rPr>
+        <w:tab/>
+      </w:r>
+      <w:r>
+        <w:rPr>
+          <w:rFonts w:hint="default"/>
+          <w:bCs/>
+          <w:lang w:val="en-IN"/>
+        </w:rPr>
+        <w:t>:  August 2023 to June 2024</w:t>
+      </w:r>
+    </w:p>
+    <w:p>
+      <w:pPr>
+        <w:spacing w:after="0"/>
+        <w:rPr>
+          <w:rFonts w:hint="default"/>
+          <w:lang w:val="en-IN"/>
+        </w:rPr>
+      </w:pPr>
+      <w:r>
+        <w:rPr>
+          <w:b/>
+        </w:rPr>
+        <w:t xml:space="preserve">Technologies </w:t>
+      </w:r>
+      <w:r>
+        <w:rPr>
+          <w:b/>
+        </w:rPr>
+        <w:tab/>
+      </w:r>
+      <w:r>
+        <w:t>:  Python AWS based data analytics services and data sanitization for AI/ML processing</w:t>
+      </w:r>
+      <w:r>
+        <w:rPr>
+          <w:rFonts w:hint="default"/>
+          <w:lang w:val="en-IN"/>
+        </w:rPr>
+        <w:t>. AWS Athena, Glue, S3, SQS, SNS, Dynamo DB, Cloud Formation, Step Functions, Kubernetes Yaml</w:t>
+      </w:r>
+    </w:p>
+    <w:p>
+      <w:pPr>
+        <w:spacing w:after="0"/>
+      </w:pPr>
+      <w:r>
+        <w:rPr>
+          <w:b/>
+        </w:rPr>
+        <w:t xml:space="preserve">Client  </w:t>
+      </w:r>
+      <w:r>
+        <w:t xml:space="preserve">                 : Telstra</w:t>
+      </w:r>
+    </w:p>
+    <w:p>
+      <w:pPr>
+        <w:spacing w:after="0"/>
+        <w:rPr>
+          <w:b/>
+        </w:rPr>
+      </w:pPr>
+      <w:r>
+        <w:rPr>
+          <w:b/>
+        </w:rPr>
+        <w:t>Responsibilities</w:t>
+      </w:r>
+    </w:p>
+    <w:p>
+      <w:pPr>
+        <w:numPr>
+          <w:ilvl w:val="0"/>
+          <w:numId w:val="3"/>
+        </w:numPr>
+        <w:spacing w:after="0"/>
+      </w:pPr>
+      <w:r>
+        <w:t>To sanitize data</w:t>
+      </w:r>
+      <w:r>
+        <w:rPr>
+          <w:rFonts w:hint="default"/>
+          <w:lang w:val="en-IN"/>
+        </w:rPr>
+        <w:t xml:space="preserve"> from semi-structed and structed data sources like data lake of csv/xls/json file in zip packages, Cleaning, analysis and tranform</w:t>
+      </w:r>
+      <w:r>
+        <w:t xml:space="preserve"> and store to Oracle for later analytics</w:t>
+      </w:r>
+      <w:r>
+        <w:rPr>
+          <w:lang w:val="en-IN"/>
+        </w:rPr>
+        <w:t>, interim db used Dynamo DB and Redis</w:t>
+      </w:r>
+    </w:p>
+    <w:p>
+      <w:pPr>
+        <w:numPr>
+          <w:ilvl w:val="0"/>
+          <w:numId w:val="3"/>
+        </w:numPr>
+        <w:spacing w:after="0"/>
+      </w:pPr>
+      <w:r>
+        <w:t>Involved in maintaining data flow through Oracle, MongoDb and Redis databases</w:t>
+      </w:r>
+    </w:p>
+    <w:p>
+      <w:pPr>
+        <w:spacing w:after="0"/>
+        <w:rPr>
+          <w:b/>
+        </w:rPr>
+      </w:pPr>
+    </w:p>
+    <w:p>
+      <w:pPr>
+        <w:spacing w:after="0"/>
+        <w:rPr>
+          <w:b/>
+          <w:bCs/>
+        </w:rPr>
+      </w:pPr>
+      <w:r>
+        <w:rPr>
+          <w:b/>
+        </w:rPr>
+        <w:t>Project</w:t>
+      </w:r>
+      <w:r>
+        <w:rPr>
+          <w:b/>
+        </w:rPr>
+        <w:tab/>
+      </w:r>
+      <w:r>
+        <w:rPr>
+          <w:b/>
+        </w:rPr>
+        <w:tab/>
+      </w:r>
+      <w:r>
+        <w:rPr>
+          <w:b/>
+        </w:rPr>
+        <w:t xml:space="preserve">:  </w:t>
+      </w:r>
+      <w:r>
+        <w:rPr>
+          <w:b/>
+          <w:bCs/>
+        </w:rPr>
+        <w:t>Engineering Workboard (Product scrubber and defect priority management)</w:t>
+      </w:r>
+    </w:p>
+    <w:p>
+      <w:pPr>
+        <w:spacing w:after="0"/>
+        <w:rPr>
+          <w:rFonts w:hint="default"/>
+          <w:b w:val="0"/>
+          <w:bCs/>
+          <w:lang w:val="en-IN"/>
+        </w:rPr>
+      </w:pPr>
+      <w:r>
+        <w:rPr>
+          <w:rFonts w:hint="default"/>
+          <w:b/>
+          <w:lang w:val="en-IN"/>
+        </w:rPr>
+        <w:t>Duration</w:t>
+      </w:r>
+      <w:r>
+        <w:rPr>
+          <w:rFonts w:hint="default"/>
+          <w:b/>
+          <w:lang w:val="en-IN"/>
+        </w:rPr>
+        <w:tab/>
+      </w:r>
+      <w:r>
+        <w:rPr>
+          <w:rFonts w:hint="default"/>
+          <w:b w:val="0"/>
+          <w:bCs/>
+          <w:lang w:val="en-IN"/>
+        </w:rPr>
+        <w:t xml:space="preserve">: </w:t>
+      </w:r>
+      <w:r>
+        <w:rPr>
+          <w:rFonts w:hint="default"/>
+          <w:b/>
+          <w:lang w:val="en-IN"/>
+        </w:rPr>
+        <w:t xml:space="preserve"> </w:t>
+      </w:r>
+      <w:r>
+        <w:rPr>
+          <w:rFonts w:hint="default"/>
+          <w:b w:val="0"/>
+          <w:bCs/>
+          <w:lang w:val="en-IN"/>
+        </w:rPr>
+        <w:t>November 2022 to August 2023</w:t>
+      </w:r>
+    </w:p>
+    <w:p>
+      <w:pPr>
+        <w:spacing w:after="0"/>
+        <w:rPr>
+          <w:rFonts w:hint="default"/>
+          <w:lang w:val="en-IN"/>
+        </w:rPr>
+      </w:pPr>
+      <w:r>
+        <w:rPr>
+          <w:b/>
+        </w:rPr>
+        <w:t xml:space="preserve">Technologies </w:t>
+      </w:r>
+      <w:r>
+        <w:rPr>
+          <w:b/>
+        </w:rPr>
+        <w:tab/>
+      </w:r>
+      <w:r>
+        <w:t xml:space="preserve">:  Python web services and </w:t>
+      </w:r>
+      <w:r>
+        <w:rPr>
+          <w:rFonts w:hint="default"/>
+          <w:lang w:val="en-IN"/>
+        </w:rPr>
+        <w:t>Azure batch pipeline data engineering</w:t>
+      </w:r>
+      <w:r>
+        <w:t xml:space="preserve"> services</w:t>
+      </w:r>
+      <w:r>
+        <w:rPr>
+          <w:rFonts w:hint="default"/>
+          <w:lang w:val="en-IN"/>
+        </w:rPr>
+        <w:t xml:space="preserve"> to transform data from csv/bigdata/excel files to </w:t>
+      </w:r>
+      <w:r>
+        <w:t>Oracle DB</w:t>
+      </w:r>
+      <w:r>
+        <w:rPr>
+          <w:rFonts w:hint="default"/>
+          <w:lang w:val="en-IN"/>
+        </w:rPr>
+        <w:t xml:space="preserve"> using </w:t>
+      </w:r>
+      <w:r>
+        <w:t>MongoDb, Redis</w:t>
+      </w:r>
+      <w:r>
+        <w:rPr>
+          <w:rFonts w:hint="default"/>
+          <w:lang w:val="en-IN"/>
+        </w:rPr>
+        <w:t xml:space="preserve"> for interim cache stages</w:t>
+      </w:r>
+    </w:p>
+    <w:p>
+      <w:pPr>
+        <w:spacing w:after="0"/>
+      </w:pPr>
+      <w:r>
+        <w:rPr>
+          <w:b/>
+        </w:rPr>
+        <w:t xml:space="preserve">Client  </w:t>
+      </w:r>
+      <w:r>
+        <w:t xml:space="preserve">                 : Cisco</w:t>
+      </w:r>
+    </w:p>
+    <w:p>
+      <w:pPr>
+        <w:spacing w:after="0"/>
+        <w:rPr>
+          <w:b/>
+        </w:rPr>
+      </w:pPr>
+      <w:r>
+        <w:rPr>
+          <w:b/>
+        </w:rPr>
+        <w:t>Responsibilities</w:t>
+      </w:r>
+    </w:p>
+    <w:p>
+      <w:pPr>
+        <w:numPr>
+          <w:ilvl w:val="0"/>
+          <w:numId w:val="3"/>
+        </w:numPr>
+        <w:spacing w:after="0"/>
+      </w:pPr>
+      <w:r>
+        <w:t>To Design and develop the workflow services</w:t>
+      </w:r>
+      <w:r>
+        <w:rPr>
+          <w:rFonts w:hint="default"/>
+          <w:lang w:val="en-IN"/>
+        </w:rPr>
+        <w:t xml:space="preserve"> and support performs via pre prepared data via transformation pipelines</w:t>
+      </w:r>
+      <w:r>
+        <w:t>.</w:t>
+      </w:r>
+    </w:p>
+    <w:p>
+      <w:pPr>
+        <w:numPr>
+          <w:ilvl w:val="0"/>
+          <w:numId w:val="3"/>
+        </w:numPr>
+        <w:spacing w:after="0"/>
+      </w:pPr>
+      <w:r>
+        <w:t>Involved in development of REST Web Services on day to day activities.</w:t>
+      </w:r>
+    </w:p>
+    <w:p>
+      <w:pPr>
+        <w:numPr>
+          <w:ilvl w:val="0"/>
+          <w:numId w:val="3"/>
+        </w:numPr>
+        <w:spacing w:after="0"/>
+      </w:pPr>
+      <w:r>
+        <w:t>Involved in maintaining data flow through</w:t>
+      </w:r>
+      <w:r>
+        <w:rPr>
+          <w:rFonts w:hint="default"/>
+          <w:lang w:val="en-IN"/>
+        </w:rPr>
+        <w:t xml:space="preserve"> Redhat Openshift Azure stack</w:t>
+      </w:r>
+      <w:r>
+        <w:t xml:space="preserve"> Oracle, MongoDb and Redis databases.</w:t>
+      </w:r>
+    </w:p>
+    <w:p>
+      <w:pPr>
+        <w:spacing w:after="0"/>
+        <w:rPr>
+          <w:rStyle w:val="17"/>
+          <w:color w:val="000000"/>
+          <w:shd w:val="clear" w:color="auto" w:fill="FFFFFF"/>
+        </w:rPr>
+      </w:pPr>
+      <w:r>
+        <w:rPr>
+          <w:b/>
+          <w:lang w:val="en-IN"/>
+        </w:rPr>
+        <w:t>Achievements:</w:t>
+      </w:r>
+      <w:r>
         <w:rPr>
           <w:rStyle w:val="16"/>
+          <w:color w:val="000000"/>
+          <w:shd w:val="clear" w:color="auto" w:fill="FFFFFF"/>
+        </w:rPr>
+        <w:t xml:space="preserve"> Idea and implementation of two value creation ideas in period of 1 year:</w:t>
+      </w:r>
+      <w:r>
+        <w:rPr>
+          <w:rStyle w:val="17"/>
+          <w:color w:val="000000"/>
+          <w:shd w:val="clear" w:color="auto" w:fill="FFFFFF"/>
+        </w:rPr>
+        <w:t> </w:t>
+      </w:r>
+    </w:p>
+    <w:p>
+      <w:pPr>
+        <w:pStyle w:val="15"/>
+        <w:numPr>
+          <w:ilvl w:val="0"/>
+          <w:numId w:val="4"/>
+        </w:numPr>
+        <w:spacing w:after="0"/>
+        <w:rPr>
+          <w:rFonts w:cs="Calibri"/>
           <w:szCs w:val="22"/>
+          <w:lang w:val="en-IN"/>
+        </w:rPr>
+      </w:pPr>
+      <w:r>
+        <w:rPr>
+          <w:rFonts w:cs="Calibri"/>
+          <w:szCs w:val="22"/>
+          <w:lang w:val="en-IN"/>
+        </w:rPr>
+        <w:t>Docker deploment image hardening to strengthen security</w:t>
+      </w:r>
+      <w:r>
+        <w:rPr>
+          <w:rFonts w:hint="default" w:cs="Calibri"/>
+          <w:szCs w:val="22"/>
+          <w:lang w:val="en-IN"/>
+        </w:rPr>
+        <w:t xml:space="preserve"> over Azure deployment stack</w:t>
+      </w:r>
+    </w:p>
+    <w:p>
+      <w:pPr>
+        <w:pStyle w:val="15"/>
+        <w:numPr>
+          <w:ilvl w:val="0"/>
+          <w:numId w:val="4"/>
+        </w:numPr>
+        <w:spacing w:after="0"/>
+        <w:rPr>
+          <w:rFonts w:cs="Calibri"/>
+          <w:szCs w:val="22"/>
+          <w:lang w:val="en-IN"/>
+        </w:rPr>
+      </w:pPr>
+      <w:r>
+        <w:rPr>
+          <w:rFonts w:cs="Calibri"/>
+          <w:szCs w:val="22"/>
+          <w:lang w:val="en-IN"/>
+        </w:rPr>
+        <w:t>Auto API failure detection and troubleshoot system</w:t>
+      </w:r>
+    </w:p>
+    <w:p>
+      <w:pPr>
+        <w:spacing w:after="0"/>
+        <w:rPr>
+          <w:b/>
+        </w:rPr>
+      </w:pPr>
+    </w:p>
+    <w:p>
+      <w:pPr>
+        <w:spacing w:after="0"/>
+        <w:rPr>
+          <w:color w:val="000000"/>
+        </w:rPr>
+      </w:pPr>
+      <w:r>
+        <w:rPr>
+          <w:b/>
+          <w:color w:val="000000"/>
+        </w:rPr>
+        <w:t>Project</w:t>
+      </w:r>
+      <w:r>
+        <w:rPr>
+          <w:b/>
+          <w:color w:val="000000"/>
+        </w:rPr>
+        <w:tab/>
+      </w:r>
+      <w:r>
+        <w:rPr>
+          <w:b/>
+          <w:color w:val="000000"/>
+        </w:rPr>
+        <w:tab/>
+      </w:r>
+      <w:r>
+        <w:rPr>
+          <w:b/>
+          <w:color w:val="000000"/>
+        </w:rPr>
+        <w:t xml:space="preserve">:  </w:t>
+      </w:r>
+      <w:r>
+        <w:rPr>
+          <w:rStyle w:val="16"/>
+          <w:b/>
+          <w:bCs/>
+          <w:color w:val="000000"/>
+          <w:sz w:val="20"/>
+          <w:szCs w:val="20"/>
+          <w:shd w:val="clear" w:color="auto" w:fill="FFFFFF"/>
+        </w:rPr>
+        <w:t>Mitel Cloudlink-SDK</w:t>
+      </w:r>
+      <w:r>
+        <w:rPr>
+          <w:b/>
+          <w:color w:val="000000"/>
+        </w:rPr>
+        <w:t xml:space="preserve"> </w:t>
+      </w:r>
+      <w:r>
+        <w:rPr>
+          <w:color w:val="000000"/>
+        </w:rPr>
+        <w:t>(Cloud SDK backend for all type clients)</w:t>
+      </w:r>
+    </w:p>
+    <w:p>
+      <w:pPr>
+        <w:spacing w:after="0"/>
+        <w:rPr>
+          <w:rFonts w:hint="default"/>
+          <w:color w:val="000000"/>
+          <w:lang w:val="en-IN"/>
+        </w:rPr>
+      </w:pPr>
+      <w:r>
+        <w:rPr>
+          <w:rFonts w:hint="default"/>
+          <w:b/>
+          <w:bCs/>
+          <w:color w:val="000000"/>
+          <w:lang w:val="en-IN"/>
+        </w:rPr>
+        <w:t>Duration</w:t>
+      </w:r>
+      <w:r>
+        <w:rPr>
+          <w:rFonts w:hint="default"/>
+          <w:color w:val="000000"/>
+          <w:lang w:val="en-IN"/>
+        </w:rPr>
+        <w:tab/>
+      </w:r>
+      <w:r>
+        <w:rPr>
+          <w:rFonts w:hint="default"/>
+          <w:color w:val="000000"/>
+          <w:lang w:val="en-IN"/>
+        </w:rPr>
+        <w:t>:  2020 to October 2022</w:t>
+      </w:r>
+    </w:p>
+    <w:p>
+      <w:pPr>
+        <w:spacing w:after="0"/>
+        <w:rPr>
+          <w:rFonts w:hint="default"/>
+          <w:color w:val="000000"/>
+          <w:lang w:val="en-IN"/>
+        </w:rPr>
+      </w:pPr>
+      <w:r>
+        <w:rPr>
+          <w:b/>
+          <w:color w:val="000000"/>
+        </w:rPr>
+        <w:t xml:space="preserve">Technologies </w:t>
+      </w:r>
+      <w:r>
+        <w:rPr>
+          <w:b/>
+          <w:color w:val="000000"/>
+        </w:rPr>
+        <w:tab/>
+      </w:r>
+      <w:r>
+        <w:rPr>
+          <w:color w:val="000000"/>
+        </w:rPr>
+        <w:t>:  YAML DOCKER and Kubernetes</w:t>
+      </w:r>
+      <w:r>
+        <w:rPr>
+          <w:rFonts w:hint="default"/>
+          <w:color w:val="000000"/>
+          <w:lang w:val="en-IN"/>
+        </w:rPr>
+        <w:t xml:space="preserve"> via Helm for AWS cloud services</w:t>
+      </w:r>
+    </w:p>
+    <w:p>
+      <w:pPr>
+        <w:spacing w:after="0"/>
+        <w:rPr>
+          <w:color w:val="000000"/>
+        </w:rPr>
+      </w:pPr>
+      <w:r>
+        <w:rPr>
+          <w:b/>
+          <w:color w:val="000000"/>
+        </w:rPr>
+        <w:t xml:space="preserve">Client  </w:t>
+      </w:r>
+      <w:r>
+        <w:rPr>
+          <w:color w:val="000000"/>
+        </w:rPr>
+        <w:t xml:space="preserve">                 : </w:t>
+      </w:r>
+      <w:r>
+        <w:t>Mitel</w:t>
+      </w:r>
+    </w:p>
+    <w:p>
+      <w:pPr>
+        <w:spacing w:after="0"/>
+        <w:rPr>
+          <w:b/>
+          <w:color w:val="000000"/>
+        </w:rPr>
+      </w:pPr>
+      <w:r>
+        <w:rPr>
+          <w:b/>
+          <w:color w:val="000000"/>
+        </w:rPr>
+        <w:t>Responsibilities</w:t>
+      </w:r>
+    </w:p>
+    <w:p>
+      <w:pPr>
+        <w:numPr>
+          <w:ilvl w:val="0"/>
+          <w:numId w:val="3"/>
+        </w:numPr>
+        <w:spacing w:after="0"/>
+      </w:pPr>
+      <w:r>
+        <w:rPr>
+          <w:color w:val="000000"/>
+        </w:rPr>
+        <w:t xml:space="preserve">To enhance the </w:t>
+      </w:r>
+      <w:r>
+        <w:t>durability of API created in SDK</w:t>
+      </w:r>
+    </w:p>
+    <w:p>
+      <w:pPr>
+        <w:numPr>
+          <w:ilvl w:val="0"/>
+          <w:numId w:val="3"/>
+        </w:numPr>
+        <w:spacing w:after="0"/>
+        <w:rPr>
+          <w:b/>
+          <w:color w:val="000000"/>
+        </w:rPr>
+      </w:pPr>
+      <w:r>
+        <w:rPr>
+          <w:color w:val="000000"/>
+        </w:rPr>
+        <w:t xml:space="preserve">To </w:t>
+      </w:r>
+      <w:r>
+        <w:t>support the system</w:t>
+      </w:r>
+      <w:r>
+        <w:rPr>
+          <w:color w:val="000000"/>
+        </w:rPr>
+        <w:t xml:space="preserve"> team in deployment activities.</w:t>
+      </w:r>
+    </w:p>
+    <w:p>
+      <w:pPr>
+        <w:spacing w:after="0"/>
+        <w:rPr>
+          <w:rStyle w:val="17"/>
+          <w:color w:val="000000"/>
+          <w:shd w:val="clear" w:color="auto" w:fill="FFFFFF"/>
+        </w:rPr>
+      </w:pPr>
+      <w:r>
+        <w:rPr>
+          <w:rStyle w:val="16"/>
+          <w:b/>
+          <w:bCs/>
+          <w:i/>
+          <w:iCs/>
+          <w:color w:val="000000"/>
+          <w:shd w:val="clear" w:color="auto" w:fill="FFFFFF"/>
+        </w:rPr>
+        <w:t>Achievements</w:t>
+      </w:r>
+      <w:r>
+        <w:rPr>
+          <w:rStyle w:val="16"/>
+          <w:b/>
+          <w:bCs/>
+          <w:color w:val="000000"/>
+          <w:shd w:val="clear" w:color="auto" w:fill="FFFFFF"/>
+        </w:rPr>
+        <w:t>:</w:t>
+      </w:r>
+      <w:r>
+        <w:rPr>
+          <w:rStyle w:val="16"/>
+          <w:color w:val="000000"/>
+          <w:shd w:val="clear" w:color="auto" w:fill="FFFFFF"/>
+        </w:rPr>
+        <w:t xml:space="preserve"> Idea and implementation of two value creation ideas in period of 1 year:</w:t>
+      </w:r>
+      <w:r>
+        <w:rPr>
+          <w:rStyle w:val="17"/>
+          <w:color w:val="000000"/>
+          <w:shd w:val="clear" w:color="auto" w:fill="FFFFFF"/>
+        </w:rPr>
+        <w:t> </w:t>
+      </w:r>
+    </w:p>
+    <w:p>
+      <w:pPr>
+        <w:pStyle w:val="15"/>
+        <w:numPr>
+          <w:ilvl w:val="0"/>
+          <w:numId w:val="4"/>
+        </w:numPr>
+        <w:spacing w:after="0"/>
+        <w:rPr>
+          <w:rStyle w:val="17"/>
+          <w:b/>
+          <w:color w:val="000000"/>
         </w:rPr>
       </w:pPr>
       <w:r>
@@ -3115,26 +2974,58 @@
           <w:szCs w:val="22"/>
           <w:shd w:val="clear" w:color="auto" w:fill="FFFFFF"/>
         </w:rPr>
-        <w:t>On need themes based on request from client also including dark theme</w:t>
-      </w:r>
-    </w:p>
-    <w:p>
-      <w:pPr>
-        <w:spacing w:after="0"/>
-        <w:rPr>
-          <w:b/>
-          <w:color w:val="000000"/>
-        </w:rPr>
-      </w:pPr>
-    </w:p>
-    <w:p>
-      <w:pPr>
-        <w:spacing w:after="0"/>
-        <w:rPr>
-          <w:rFonts w:hint="default"/>
-          <w:b/>
-          <w:color w:val="000000"/>
-          <w:lang w:val="en-IN"/>
+        <w:t>Parallel execution of application using multiple-threading CPU cores of machine</w:t>
+      </w:r>
+      <w:r>
+        <w:rPr>
+          <w:rStyle w:val="17"/>
+          <w:rFonts w:cs="Calibri"/>
+          <w:color w:val="000000"/>
+          <w:szCs w:val="22"/>
+          <w:shd w:val="clear" w:color="auto" w:fill="FFFFFF"/>
+        </w:rPr>
+        <w:t> </w:t>
+      </w:r>
+    </w:p>
+    <w:p>
+      <w:pPr>
+        <w:pStyle w:val="15"/>
+        <w:numPr>
+          <w:ilvl w:val="0"/>
+          <w:numId w:val="4"/>
+        </w:numPr>
+        <w:spacing w:after="0"/>
+        <w:rPr>
+          <w:b/>
+          <w:color w:val="000000"/>
+        </w:rPr>
+      </w:pPr>
+      <w:r>
+        <w:rPr>
+          <w:rStyle w:val="16"/>
+          <w:rFonts w:cs="Calibri"/>
+          <w:color w:val="000000"/>
+          <w:szCs w:val="22"/>
+          <w:shd w:val="clear" w:color="auto" w:fill="FFFFFF"/>
+        </w:rPr>
+        <w:t>Serial execution improvement for reducing initial time consumed to complete startup activities for micro-services</w:t>
+      </w:r>
+    </w:p>
+    <w:p>
+      <w:pPr>
+        <w:spacing w:after="0"/>
+        <w:ind w:left="720"/>
+        <w:rPr>
+          <w:b/>
+          <w:color w:val="000000"/>
+        </w:rPr>
+      </w:pPr>
+    </w:p>
+    <w:p>
+      <w:pPr>
+        <w:spacing w:after="0"/>
+        <w:rPr>
+          <w:color w:val="000000"/>
         </w:rPr>
       </w:pPr>
       <w:r>
@@ -3171,78 +3062,440 @@
           <w:b/>
           <w:bCs/>
           <w:color w:val="000000"/>
-        </w:rPr>
-        <w:t>Mitel AWV and MiShare hybrid platform client (</w:t>
+          <w:sz w:val="20"/>
+          <w:szCs w:val="20"/>
+        </w:rPr>
+        <w:t>PGI GlobalMeet SDK API</w:t>
+      </w:r>
+      <w:r>
+        <w:rPr>
+          <w:color w:val="000000"/>
+        </w:rPr>
+        <w:t xml:space="preserve"> (Cloud SDK backend for all clients)</w:t>
+      </w:r>
+    </w:p>
+    <w:p>
+      <w:pPr>
+        <w:spacing w:after="0"/>
+        <w:rPr>
+          <w:rFonts w:hint="default"/>
+          <w:color w:val="000000"/>
+          <w:lang w:val="en-IN"/>
+        </w:rPr>
+      </w:pPr>
+      <w:r>
+        <w:rPr>
+          <w:rFonts w:hint="default"/>
+          <w:b/>
+          <w:bCs/>
+          <w:color w:val="000000"/>
+          <w:lang w:val="en-IN"/>
+        </w:rPr>
+        <w:t>Duration</w:t>
+      </w:r>
+      <w:r>
+        <w:rPr>
+          <w:rFonts w:hint="default"/>
+          <w:color w:val="000000"/>
+          <w:lang w:val="en-IN"/>
+        </w:rPr>
+        <w:tab/>
+      </w:r>
+      <w:r>
+        <w:rPr>
+          <w:rFonts w:hint="default"/>
+          <w:color w:val="000000"/>
+          <w:lang w:val="en-IN"/>
+        </w:rPr>
+        <w:t>:  2019</w:t>
+      </w:r>
+    </w:p>
+    <w:p>
+      <w:pPr>
+        <w:spacing w:after="0"/>
+        <w:ind w:left="1440" w:hanging="1440"/>
+        <w:rPr>
+          <w:color w:val="000000"/>
+        </w:rPr>
+      </w:pPr>
+      <w:r>
+        <w:rPr>
+          <w:b/>
+          <w:color w:val="000000"/>
+        </w:rPr>
+        <w:t xml:space="preserve">Technologies </w:t>
+      </w:r>
+      <w:r>
+        <w:rPr>
+          <w:b/>
+          <w:color w:val="000000"/>
+        </w:rPr>
+        <w:tab/>
+      </w:r>
+      <w:r>
+        <w:rPr>
+          <w:color w:val="000000"/>
+        </w:rPr>
+        <w:t xml:space="preserve">:  Python, React JS, </w:t>
+      </w:r>
+      <w:r>
+        <w:rPr>
+          <w:rFonts w:hint="default"/>
+          <w:color w:val="000000"/>
+          <w:lang w:val="en-IN"/>
+        </w:rPr>
+        <w:t>Azure Kubernetes via helm yaml for distributed deployment</w:t>
+      </w:r>
+      <w:r>
+        <w:rPr>
+          <w:color w:val="000000"/>
+        </w:rPr>
+        <w:t xml:space="preserve">, </w:t>
+      </w:r>
+      <w:r>
+        <w:rPr>
+          <w:rFonts w:hint="default"/>
+          <w:color w:val="000000"/>
+          <w:lang w:val="en-IN"/>
+        </w:rPr>
+        <w:t>Azure Cosmos DB</w:t>
+      </w:r>
+      <w:r>
+        <w:rPr>
+          <w:color w:val="000000"/>
+        </w:rPr>
+        <w:t xml:space="preserve">, Oracle DB, </w:t>
+      </w:r>
+    </w:p>
+    <w:p>
+      <w:pPr>
+        <w:spacing w:after="0"/>
+        <w:rPr>
+          <w:color w:val="000000"/>
+        </w:rPr>
+      </w:pPr>
+      <w:r>
+        <w:rPr>
+          <w:b/>
+          <w:color w:val="000000"/>
+        </w:rPr>
+        <w:t xml:space="preserve">Client </w:t>
+      </w:r>
+      <w:r>
+        <w:rPr>
+          <w:color w:val="000000"/>
+        </w:rPr>
+        <w:t xml:space="preserve">                  : PGI GlobalMeet</w:t>
+      </w:r>
+    </w:p>
+    <w:p>
+      <w:pPr>
+        <w:spacing w:after="0"/>
+        <w:rPr>
+          <w:b/>
+          <w:color w:val="000000"/>
+        </w:rPr>
+      </w:pPr>
+      <w:r>
+        <w:rPr>
+          <w:b/>
+          <w:color w:val="000000"/>
+        </w:rPr>
+        <w:t>Responsibilities</w:t>
+      </w:r>
+    </w:p>
+    <w:p>
+      <w:pPr>
+        <w:numPr>
+          <w:ilvl w:val="0"/>
+          <w:numId w:val="3"/>
+        </w:numPr>
+        <w:spacing w:after="0"/>
+      </w:pPr>
+      <w:r>
+        <w:rPr>
+          <w:color w:val="000000"/>
+        </w:rPr>
+        <w:t>To develop the system using AWS SAM serverless framework.</w:t>
+      </w:r>
+    </w:p>
+    <w:p>
+      <w:pPr>
+        <w:numPr>
+          <w:ilvl w:val="0"/>
+          <w:numId w:val="3"/>
+        </w:numPr>
+        <w:spacing w:after="0"/>
+        <w:rPr>
+          <w:b/>
+          <w:color w:val="000000"/>
+        </w:rPr>
+      </w:pPr>
+      <w:r>
+        <w:rPr>
+          <w:color w:val="000000"/>
+        </w:rPr>
+        <w:t xml:space="preserve">To implement and enhance the </w:t>
+      </w:r>
+      <w:r>
+        <w:t>security</w:t>
+      </w:r>
+      <w:r>
+        <w:rPr>
+          <w:color w:val="000000"/>
+        </w:rPr>
+        <w:t xml:space="preserve"> of the lambda</w:t>
+      </w:r>
+    </w:p>
+    <w:p>
+      <w:pPr>
+        <w:spacing w:after="0"/>
+        <w:rPr>
+          <w:b/>
+          <w:color w:val="000000"/>
+        </w:rPr>
+      </w:pPr>
+    </w:p>
+    <w:p>
+      <w:pPr>
+        <w:spacing w:after="0"/>
+        <w:rPr>
+          <w:color w:val="000000"/>
+        </w:rPr>
+      </w:pPr>
+      <w:r>
+        <w:rPr>
+          <w:b/>
+          <w:color w:val="000000"/>
+        </w:rPr>
+        <w:t>Project</w:t>
+      </w:r>
+      <w:r>
+        <w:rPr>
+          <w:b/>
+          <w:color w:val="000000"/>
+        </w:rPr>
+        <w:tab/>
+      </w:r>
+      <w:r>
+        <w:rPr>
+          <w:b/>
+          <w:color w:val="000000"/>
+        </w:rPr>
+        <w:tab/>
+      </w:r>
+      <w:r>
+        <w:rPr>
+          <w:b/>
+          <w:color w:val="000000"/>
+        </w:rPr>
+        <w:t xml:space="preserve">:  </w:t>
       </w:r>
       <w:r>
         <w:rPr>
           <w:rStyle w:val="16"/>
-          <w:color w:val="000000"/>
+          <w:b/>
+          <w:bCs/>
+          <w:color w:val="000000"/>
+          <w:sz w:val="20"/>
+          <w:szCs w:val="20"/>
           <w:shd w:val="clear" w:color="auto" w:fill="FFFFFF"/>
         </w:rPr>
-        <w:t>Video/Audio sharing buffer protocol API</w:t>
-      </w:r>
+        <w:t>Mitel NextGen</w:t>
+      </w:r>
+      <w:r>
+        <w:rPr>
+          <w:color w:val="000000"/>
+        </w:rPr>
+        <w:t xml:space="preserve"> (API, socket and server distribution for different platforms)</w:t>
+      </w:r>
+    </w:p>
+    <w:p>
+      <w:pPr>
+        <w:spacing w:after="0"/>
+        <w:rPr>
+          <w:rFonts w:hint="default"/>
+          <w:color w:val="000000"/>
+          <w:lang w:val="en-IN"/>
+        </w:rPr>
+      </w:pPr>
+      <w:r>
+        <w:rPr>
+          <w:rFonts w:hint="default"/>
+          <w:b/>
+          <w:bCs/>
+          <w:color w:val="000000"/>
+          <w:lang w:val="en-IN"/>
+        </w:rPr>
+        <w:t>Duration</w:t>
+      </w:r>
+      <w:r>
+        <w:rPr>
+          <w:rFonts w:hint="default"/>
+          <w:color w:val="000000"/>
+          <w:lang w:val="en-IN"/>
+        </w:rPr>
+        <w:tab/>
+      </w:r>
+      <w:r>
+        <w:rPr>
+          <w:rFonts w:hint="default"/>
+          <w:color w:val="000000"/>
+          <w:lang w:val="en-IN"/>
+        </w:rPr>
+        <w:t>:  2017 to 2018</w:t>
+      </w:r>
+    </w:p>
+    <w:p>
+      <w:pPr>
+        <w:spacing w:after="0"/>
+        <w:rPr>
+          <w:rFonts w:hint="default"/>
+          <w:color w:val="000000"/>
+          <w:lang w:val="en-IN"/>
+        </w:rPr>
+      </w:pPr>
+      <w:r>
+        <w:rPr>
+          <w:b/>
+          <w:color w:val="000000"/>
+        </w:rPr>
+        <w:t xml:space="preserve">Technologies </w:t>
+      </w:r>
+      <w:r>
+        <w:rPr>
+          <w:b/>
+          <w:color w:val="000000"/>
+        </w:rPr>
+        <w:tab/>
+      </w:r>
+      <w:r>
+        <w:rPr>
+          <w:color w:val="000000"/>
+        </w:rPr>
+        <w:t>:  Node.js, Express Framework, Sequelize Framework,  PostgreSql</w:t>
+      </w:r>
+      <w:r>
+        <w:rPr>
+          <w:rFonts w:hint="default"/>
+          <w:color w:val="000000"/>
+          <w:lang w:val="en-IN"/>
+        </w:rPr>
+        <w:t xml:space="preserve"> AWS cloud stack</w:t>
+      </w:r>
+    </w:p>
+    <w:p>
+      <w:pPr>
+        <w:spacing w:after="0"/>
+        <w:rPr>
+          <w:color w:val="000000"/>
+        </w:rPr>
+      </w:pPr>
+      <w:r>
+        <w:rPr>
+          <w:b/>
+          <w:bCs/>
+          <w:color w:val="000000"/>
+        </w:rPr>
+        <w:t>Client</w:t>
+      </w:r>
+      <w:r>
+        <w:rPr>
+          <w:b/>
+          <w:bCs/>
+          <w:color w:val="000000"/>
+        </w:rPr>
+        <w:tab/>
+      </w:r>
+      <w:r>
+        <w:rPr>
+          <w:b/>
+          <w:bCs/>
+          <w:color w:val="000000"/>
+        </w:rPr>
+        <w:tab/>
+      </w:r>
+      <w:r>
+        <w:rPr>
+          <w:b/>
+          <w:bCs/>
+          <w:color w:val="000000"/>
+        </w:rPr>
+        <w:t xml:space="preserve">:  </w:t>
+      </w:r>
+      <w:r>
+        <w:rPr>
+          <w:color w:val="000000"/>
+        </w:rPr>
+        <w:t>Mitel</w:t>
+      </w:r>
+    </w:p>
+    <w:p>
+      <w:pPr>
+        <w:spacing w:after="0"/>
+        <w:rPr>
+          <w:b/>
+          <w:color w:val="000000"/>
+        </w:rPr>
+      </w:pPr>
+      <w:r>
+        <w:rPr>
+          <w:b/>
+          <w:color w:val="000000"/>
+        </w:rPr>
+        <w:t>Responsibilities</w:t>
+      </w:r>
+    </w:p>
+    <w:p>
+      <w:pPr>
+        <w:numPr>
+          <w:ilvl w:val="0"/>
+          <w:numId w:val="3"/>
+        </w:numPr>
+        <w:spacing w:after="0"/>
+      </w:pPr>
+      <w:r>
+        <w:rPr>
+          <w:color w:val="000000"/>
+        </w:rPr>
+        <w:t>Involved in improving quality for sdk by adding new features, enhancement. Testing functionality using Mocha.js, unit testing, etc.</w:t>
+      </w:r>
+    </w:p>
+    <w:p>
+      <w:pPr>
+        <w:numPr>
+          <w:ilvl w:val="0"/>
+          <w:numId w:val="3"/>
+        </w:numPr>
+        <w:spacing w:after="0"/>
+      </w:pPr>
+      <w:r>
+        <w:rPr>
+          <w:color w:val="000000"/>
+        </w:rPr>
+        <w:t>Involved in manual testing of developed features for quality assurance.</w:t>
+      </w:r>
+    </w:p>
+    <w:p>
+      <w:pPr>
+        <w:rPr>
+          <w:rStyle w:val="19"/>
+          <w:color w:val="000000"/>
+          <w:shd w:val="clear" w:color="auto" w:fill="FFFFFF"/>
+        </w:rPr>
+      </w:pPr>
       <w:r>
         <w:rPr>
           <w:rStyle w:val="16"/>
           <w:b/>
           <w:bCs/>
-          <w:color w:val="000000"/>
-        </w:rPr>
-        <w:t>)</w:t>
-      </w:r>
-      <w:r>
-        <w:rPr>
-          <w:b/>
-          <w:color w:val="000000"/>
-        </w:rPr>
-        <w:t xml:space="preserve"> </w:t>
-      </w:r>
-      <w:r>
-        <w:rPr>
-          <w:b/>
-          <w:color w:val="000000"/>
-        </w:rPr>
-        <w:br w:type="textWrapping"/>
-      </w:r>
-      <w:r>
-        <w:rPr>
-          <w:rFonts w:hint="default"/>
-          <w:b/>
-          <w:color w:val="000000"/>
-          <w:lang w:val="en-IN"/>
-        </w:rPr>
-        <w:t>Duration</w:t>
-      </w:r>
-      <w:r>
-        <w:rPr>
-          <w:rFonts w:hint="default"/>
-          <w:b/>
-          <w:color w:val="000000"/>
-          <w:lang w:val="en-IN"/>
-        </w:rPr>
-        <w:tab/>
-      </w:r>
-      <w:r>
-        <w:rPr>
-          <w:rFonts w:hint="default"/>
-          <w:b w:val="0"/>
-          <w:bCs/>
-          <w:color w:val="000000"/>
-          <w:lang w:val="en-IN"/>
-        </w:rPr>
-        <w:t>:  March 2016 to 2017</w:t>
-      </w:r>
-    </w:p>
-    <w:p>
-      <w:pPr>
-        <w:spacing w:after="0"/>
-        <w:rPr>
-          <w:rStyle w:val="23"/>
+          <w:i/>
+          <w:iCs/>
           <w:color w:val="000000"/>
           <w:shd w:val="clear" w:color="auto" w:fill="FFFFFF"/>
         </w:rPr>
-      </w:pPr>
+        <w:t>Achievements</w:t>
+      </w:r>
       <w:r>
         <w:rPr>
           <w:rStyle w:val="16"/>
@@ -3251,7 +3504,7 @@
           <w:color w:val="000000"/>
           <w:shd w:val="clear" w:color="auto" w:fill="FFFFFF"/>
         </w:rPr>
-        <w:t>Achievements:</w:t>
+        <w:t>:</w:t>
       </w:r>
       <w:r>
         <w:rPr>
@@ -3259,11 +3512,11 @@
           <w:color w:val="000000"/>
           <w:shd w:val="clear" w:color="auto" w:fill="FFFFFF"/>
         </w:rPr>
-        <w:t xml:space="preserve"> Idea and implementation of two value creation ideas in 9 months period:</w:t>
-      </w:r>
-      <w:r>
-        <w:rPr>
-          <w:rStyle w:val="23"/>
+        <w:t xml:space="preserve"> Idea proposed, not implemented because of bad cloud translation API quality</w:t>
+      </w:r>
+      <w:r>
+        <w:rPr>
+          <w:rStyle w:val="19"/>
           <w:color w:val="000000"/>
           <w:shd w:val="clear" w:color="auto" w:fill="FFFFFF"/>
         </w:rPr>
@@ -3277,11 +3530,9 @@
           <w:ilvl w:val="0"/>
           <w:numId w:val="5"/>
         </w:numPr>
-        <w:spacing w:after="0"/>
-        <w:rPr>
-          <w:rStyle w:val="23"/>
-          <w:b/>
-          <w:color w:val="000000"/>
+        <w:rPr>
+          <w:rStyle w:val="19"/>
+          <w:szCs w:val="22"/>
         </w:rPr>
       </w:pPr>
       <w:r>
@@ -3292,11 +3543,11 @@
           <w:szCs w:val="22"/>
           <w:shd w:val="clear" w:color="auto" w:fill="FFFFFF"/>
         </w:rPr>
-        <w:t>File management improvement for logs generated while session</w:t>
-      </w:r>
-      <w:r>
-        <w:rPr>
-          <w:rStyle w:val="23"/>
+        <w:t>Global translation of chat messages among users from different region</w:t>
+      </w:r>
+      <w:r>
+        <w:rPr>
+          <w:rStyle w:val="19"/>
           <w:rFonts w:cs="Calibri"/>
           <w:color w:val="000000"/>
           <w:szCs w:val="22"/>
@@ -3312,10 +3563,9 @@
           <w:ilvl w:val="0"/>
           <w:numId w:val="5"/>
         </w:numPr>
-        <w:spacing w:after="0"/>
         <w:rPr>
           <w:rStyle w:val="16"/>
-          <w:color w:val="000000"/>
+          <w:szCs w:val="22"/>
         </w:rPr>
       </w:pPr>
       <w:r>
@@ -3326,64 +3576,155 @@
           <w:szCs w:val="22"/>
           <w:shd w:val="clear" w:color="auto" w:fill="FFFFFF"/>
         </w:rPr>
-        <w:t>File size improvement for faster application distribution to clients</w:t>
-      </w:r>
-    </w:p>
-    <w:p>
-      <w:pPr>
-        <w:pStyle w:val="15"/>
-        <w:numPr>
-          <w:ilvl w:val="0"/>
-          <w:numId w:val="5"/>
-        </w:numPr>
-        <w:spacing w:after="0"/>
-        <w:rPr>
-          <w:color w:val="000000"/>
-        </w:rPr>
-      </w:pPr>
+        <w:t>On need themes based on request from client also including dark theme</w:t>
+      </w:r>
+    </w:p>
+    <w:p>
+      <w:pPr>
+        <w:spacing w:after="0"/>
+        <w:rPr>
+          <w:b/>
+          <w:color w:val="000000"/>
+        </w:rPr>
+      </w:pPr>
+    </w:p>
+    <w:p>
+      <w:pPr>
+        <w:spacing w:after="0"/>
+        <w:rPr>
+          <w:rFonts w:hint="default"/>
+          <w:b/>
+          <w:color w:val="000000"/>
+          <w:lang w:val="en-IN"/>
+        </w:rPr>
+      </w:pPr>
+      <w:r>
+        <w:rPr>
+          <w:b/>
+          <w:color w:val="000000"/>
+        </w:rPr>
+        <w:t>Project</w:t>
+      </w:r>
+      <w:r>
+        <w:rPr>
+          <w:b/>
+          <w:color w:val="000000"/>
+        </w:rPr>
+        <w:tab/>
+      </w:r>
+      <w:r>
+        <w:rPr>
+          <w:b/>
+          <w:color w:val="000000"/>
+        </w:rPr>
+        <w:tab/>
+      </w:r>
+      <w:r>
+        <w:rPr>
+          <w:b/>
+          <w:color w:val="000000"/>
+        </w:rPr>
+        <w:t xml:space="preserve">:  </w:t>
+      </w:r>
       <w:r>
         <w:rPr>
           <w:rStyle w:val="16"/>
-          <w:rFonts w:cs="Calibri"/>
-          <w:color w:val="000000"/>
-          <w:szCs w:val="22"/>
+          <w:b/>
+          <w:bCs/>
+          <w:color w:val="000000"/>
+        </w:rPr>
+        <w:t>Mitel AWV and MiShare hybrid platform client (</w:t>
+      </w:r>
+      <w:r>
+        <w:rPr>
+          <w:rStyle w:val="16"/>
+          <w:color w:val="000000"/>
           <w:shd w:val="clear" w:color="auto" w:fill="FFFFFF"/>
         </w:rPr>
-        <w:t>Upgradation of node build library webpack for faster and more secure deliveries</w:t>
-      </w:r>
-      <w:r>
-        <w:rPr>
-          <w:rStyle w:val="21"/>
-          <w:rFonts w:cs="Calibri"/>
-          <w:color w:val="000000"/>
-          <w:szCs w:val="22"/>
+        <w:t>Video/Audio sharing buffer protocol API</w:t>
+      </w:r>
+      <w:r>
+        <w:rPr>
+          <w:rStyle w:val="16"/>
+          <w:b/>
+          <w:bCs/>
+          <w:color w:val="000000"/>
+        </w:rPr>
+        <w:t>)</w:t>
+      </w:r>
+      <w:r>
+        <w:rPr>
+          <w:b/>
+          <w:color w:val="000000"/>
+        </w:rPr>
+        <w:t xml:space="preserve"> </w:t>
+      </w:r>
+      <w:r>
+        <w:rPr>
+          <w:b/>
+          <w:color w:val="000000"/>
+        </w:rPr>
+        <w:br w:type="textWrapping"/>
+      </w:r>
+      <w:r>
+        <w:rPr>
+          <w:rFonts w:hint="default"/>
+          <w:b/>
+          <w:color w:val="000000"/>
+          <w:lang w:val="en-IN"/>
+        </w:rPr>
+        <w:t>Duration</w:t>
+      </w:r>
+      <w:r>
+        <w:rPr>
+          <w:rFonts w:hint="default"/>
+          <w:b/>
+          <w:color w:val="000000"/>
+          <w:lang w:val="en-IN"/>
+        </w:rPr>
+        <w:tab/>
+      </w:r>
+      <w:r>
+        <w:rPr>
+          <w:rFonts w:hint="default"/>
+          <w:b w:val="0"/>
+          <w:bCs/>
+          <w:color w:val="000000"/>
+          <w:lang w:val="en-IN"/>
+        </w:rPr>
+        <w:t>:  March 2016 to 2017</w:t>
+      </w:r>
+    </w:p>
+    <w:p>
+      <w:pPr>
+        <w:spacing w:after="0"/>
+        <w:rPr>
+          <w:rStyle w:val="23"/>
+          <w:color w:val="000000"/>
           <w:shd w:val="clear" w:color="auto" w:fill="FFFFFF"/>
         </w:rPr>
-        <w:t> </w:t>
-      </w:r>
-    </w:p>
-    <w:p>
-      <w:pPr>
-        <w:spacing w:after="0"/>
-        <w:rPr>
-          <w:rStyle w:val="21"/>
+      </w:pPr>
+      <w:r>
+        <w:rPr>
+          <w:rStyle w:val="16"/>
+          <w:b/>
+          <w:bCs/>
           <w:color w:val="000000"/>
           <w:shd w:val="clear" w:color="auto" w:fill="FFFFFF"/>
         </w:rPr>
-      </w:pPr>
+        <w:t>Achievements:</w:t>
+      </w:r>
       <w:r>
         <w:rPr>
           <w:rStyle w:val="16"/>
-          <w:b/>
-          <w:bCs/>
           <w:color w:val="000000"/>
           <w:shd w:val="clear" w:color="auto" w:fill="FFFFFF"/>
         </w:rPr>
-        <w:t>Technologies:</w:t>
-      </w:r>
-      <w:r>
-        <w:rPr>
-          <w:rStyle w:val="21"/>
+        <w:t xml:space="preserve"> Idea and implementation of two value creation ideas in 9 months period:</w:t>
+      </w:r>
+      <w:r>
+        <w:rPr>
+          <w:rStyle w:val="23"/>
           <w:color w:val="000000"/>
           <w:shd w:val="clear" w:color="auto" w:fill="FFFFFF"/>
         </w:rPr>
@@ -3399,7 +3740,8 @@
         </w:numPr>
         <w:spacing w:after="0"/>
         <w:rPr>
-          <w:rStyle w:val="21"/>
+          <w:rStyle w:val="23"/>
+          <w:b/>
           <w:color w:val="000000"/>
         </w:rPr>
       </w:pPr>
@@ -3411,11 +3753,11 @@
           <w:szCs w:val="22"/>
           <w:shd w:val="clear" w:color="auto" w:fill="FFFFFF"/>
         </w:rPr>
-        <w:t>Node js and Angular framework full-stack</w:t>
-      </w:r>
-      <w:r>
-        <w:rPr>
-          <w:rStyle w:val="21"/>
+        <w:t>File management improvement for logs generated while session</w:t>
+      </w:r>
+      <w:r>
+        <w:rPr>
+          <w:rStyle w:val="23"/>
           <w:rFonts w:cs="Calibri"/>
           <w:color w:val="000000"/>
           <w:szCs w:val="22"/>
@@ -3434,7 +3776,6 @@
         <w:spacing w:after="0"/>
         <w:rPr>
           <w:rStyle w:val="16"/>
-          <w:b/>
           <w:color w:val="000000"/>
         </w:rPr>
       </w:pPr>
@@ -3446,6 +3787,126 @@
           <w:szCs w:val="22"/>
           <w:shd w:val="clear" w:color="auto" w:fill="FFFFFF"/>
         </w:rPr>
+        <w:t>File size improvement for faster application distribution to clients</w:t>
+      </w:r>
+    </w:p>
+    <w:p>
+      <w:pPr>
+        <w:pStyle w:val="15"/>
+        <w:numPr>
+          <w:ilvl w:val="0"/>
+          <w:numId w:val="6"/>
+        </w:numPr>
+        <w:spacing w:after="0"/>
+        <w:rPr>
+          <w:color w:val="000000"/>
+        </w:rPr>
+      </w:pPr>
+      <w:r>
+        <w:rPr>
+          <w:rStyle w:val="16"/>
+          <w:rFonts w:cs="Calibri"/>
+          <w:color w:val="000000"/>
+          <w:szCs w:val="22"/>
+          <w:shd w:val="clear" w:color="auto" w:fill="FFFFFF"/>
+        </w:rPr>
+        <w:t>Upgradation of node build library webpack for faster and more secure deliveries</w:t>
+      </w:r>
+      <w:r>
+        <w:rPr>
+          <w:rStyle w:val="21"/>
+          <w:rFonts w:cs="Calibri"/>
+          <w:color w:val="000000"/>
+          <w:szCs w:val="22"/>
+          <w:shd w:val="clear" w:color="auto" w:fill="FFFFFF"/>
+        </w:rPr>
+        <w:t> </w:t>
+      </w:r>
+    </w:p>
+    <w:p>
+      <w:pPr>
+        <w:spacing w:after="0"/>
+        <w:rPr>
+          <w:rStyle w:val="21"/>
+          <w:color w:val="000000"/>
+          <w:shd w:val="clear" w:color="auto" w:fill="FFFFFF"/>
+        </w:rPr>
+      </w:pPr>
+      <w:r>
+        <w:rPr>
+          <w:rStyle w:val="16"/>
+          <w:b/>
+          <w:bCs/>
+          <w:color w:val="000000"/>
+          <w:shd w:val="clear" w:color="auto" w:fill="FFFFFF"/>
+        </w:rPr>
+        <w:t>Technologies:</w:t>
+      </w:r>
+      <w:r>
+        <w:rPr>
+          <w:rStyle w:val="21"/>
+          <w:color w:val="000000"/>
+          <w:shd w:val="clear" w:color="auto" w:fill="FFFFFF"/>
+        </w:rPr>
+        <w:t> </w:t>
+      </w:r>
+    </w:p>
+    <w:p>
+      <w:pPr>
+        <w:pStyle w:val="15"/>
+        <w:numPr>
+          <w:ilvl w:val="0"/>
+          <w:numId w:val="7"/>
+        </w:numPr>
+        <w:spacing w:after="0"/>
+        <w:rPr>
+          <w:rStyle w:val="21"/>
+          <w:color w:val="000000"/>
+        </w:rPr>
+      </w:pPr>
+      <w:r>
+        <w:rPr>
+          <w:rStyle w:val="16"/>
+          <w:rFonts w:cs="Calibri"/>
+          <w:color w:val="000000"/>
+          <w:szCs w:val="22"/>
+          <w:shd w:val="clear" w:color="auto" w:fill="FFFFFF"/>
+        </w:rPr>
+        <w:t>Node js and Angular framework full-stack</w:t>
+      </w:r>
+      <w:r>
+        <w:rPr>
+          <w:rStyle w:val="21"/>
+          <w:rFonts w:cs="Calibri"/>
+          <w:color w:val="000000"/>
+          <w:szCs w:val="22"/>
+          <w:shd w:val="clear" w:color="auto" w:fill="FFFFFF"/>
+        </w:rPr>
+        <w:t> </w:t>
+      </w:r>
+    </w:p>
+    <w:p>
+      <w:pPr>
+        <w:pStyle w:val="15"/>
+        <w:numPr>
+          <w:ilvl w:val="0"/>
+          <w:numId w:val="7"/>
+        </w:numPr>
+        <w:spacing w:after="0"/>
+        <w:rPr>
+          <w:rStyle w:val="16"/>
+          <w:b/>
+          <w:color w:val="000000"/>
+        </w:rPr>
+      </w:pPr>
+      <w:r>
+        <w:rPr>
+          <w:rStyle w:val="16"/>
+          <w:rFonts w:cs="Calibri"/>
+          <w:color w:val="000000"/>
+          <w:szCs w:val="22"/>
+          <w:shd w:val="clear" w:color="auto" w:fill="FFFFFF"/>
+        </w:rPr>
         <w:t>Webpack, linting, code standards, agile workflow, git source control</w:t>
       </w:r>
     </w:p>
@@ -3475,7 +3936,7 @@
           <w:sz w:val="24"/>
           <w:szCs w:val="24"/>
         </w:rPr>
-        <w:t>Experience Details as per Technologies:</w:t>
+        <w:t xml:space="preserve"> Extra Qualification:</w:t>
       </w:r>
     </w:p>
     <w:p>
@@ -3484,7 +3945,7 @@
         <w:widowControl w:val="0"/>
         <w:numPr>
           <w:ilvl w:val="0"/>
-          <w:numId w:val="7"/>
+          <w:numId w:val="2"/>
         </w:numPr>
         <w:tabs>
           <w:tab w:val="left" w:pos="720"/>
@@ -3492,7 +3953,7 @@
         <w:spacing w:after="0"/>
         <w:ind w:right="-180"/>
         <w:rPr>
-          <w:bCs/>
+          <w:b/>
           <w:color w:val="000000"/>
           <w:sz w:val="24"/>
           <w:szCs w:val="24"/>
@@ -3501,15 +3962,23 @@
       </w:pPr>
       <w:r>
         <w:rPr>
-          <w:rFonts w:hint="default"/>
-          <w:bCs/>
+          <w:b/>
           <w:color w:val="000000"/>
           <w:sz w:val="24"/>
           <w:szCs w:val="24"/>
           <w:highlight w:val="white"/>
-          <w:lang w:val="en-IN"/>
-        </w:rPr>
-        <w:t>Azure: 3+ years</w:t>
+        </w:rPr>
+        <w:t xml:space="preserve">RDBMS </w:t>
+      </w:r>
+      <w:r>
+        <w:rPr>
+          <w:bCs/>
+          <w:color w:val="000000"/>
+          <w:sz w:val="24"/>
+          <w:szCs w:val="24"/>
+          <w:highlight w:val="white"/>
+        </w:rPr>
+        <w:t>and IT Fundamentals from NIIT</w:t>
       </w:r>
     </w:p>
     <w:p>
@@ -3518,7 +3987,7 @@
         <w:widowControl w:val="0"/>
         <w:numPr>
           <w:ilvl w:val="0"/>
-          <w:numId w:val="7"/>
+          <w:numId w:val="2"/>
         </w:numPr>
         <w:tabs>
           <w:tab w:val="left" w:pos="720"/>
@@ -3526,7 +3995,7 @@
         <w:spacing w:after="0"/>
         <w:ind w:right="-180"/>
         <w:rPr>
-          <w:bCs/>
+          <w:b/>
           <w:color w:val="000000"/>
           <w:sz w:val="24"/>
           <w:szCs w:val="24"/>
@@ -3535,29 +4004,61 @@
       </w:pPr>
       <w:r>
         <w:rPr>
-          <w:rFonts w:hint="default"/>
-          <w:bCs/>
+          <w:b/>
           <w:color w:val="000000"/>
           <w:sz w:val="24"/>
           <w:szCs w:val="24"/>
           <w:highlight w:val="white"/>
-          <w:lang w:val="en-IN"/>
-        </w:rPr>
-        <w:t>AWS: 5</w:t>
-      </w:r>
-      <w:bookmarkStart w:id="1" w:name="_GoBack"/>
-      <w:bookmarkEnd w:id="1"/>
-      <w:r>
-        <w:rPr>
-          <w:rFonts w:hint="default"/>
+        </w:rPr>
+        <w:t xml:space="preserve">MCSE and CCNA </w:t>
+      </w:r>
+      <w:r>
+        <w:rPr>
           <w:bCs/>
           <w:color w:val="000000"/>
           <w:sz w:val="24"/>
           <w:szCs w:val="24"/>
           <w:highlight w:val="white"/>
-          <w:lang w:val="en-IN"/>
-        </w:rPr>
-        <w:t xml:space="preserve"> years</w:t>
+        </w:rPr>
+        <w:t>certification training, Diploma in Hardware and Networking from ASET ( New Delhi)</w:t>
+      </w:r>
+    </w:p>
+    <w:p>
+      <w:pPr>
+        <w:widowControl w:val="0"/>
+        <w:tabs>
+          <w:tab w:val="left" w:pos="720"/>
+        </w:tabs>
+        <w:spacing w:after="0"/>
+        <w:ind w:right="-180"/>
+        <w:rPr>
+          <w:b/>
+          <w:color w:val="000000"/>
+          <w:sz w:val="24"/>
+          <w:szCs w:val="24"/>
+          <w:highlight w:val="white"/>
+        </w:rPr>
+      </w:pPr>
+    </w:p>
+    <w:p>
+      <w:pPr>
+        <w:shd w:val="clear" w:color="auto" w:fill="F2F2F2"/>
+        <w:rPr>
+          <w:b/>
+          <w:color w:val="000000"/>
+          <w:sz w:val="24"/>
+          <w:szCs w:val="24"/>
+        </w:rPr>
+      </w:pPr>
+      <w:r>
+        <w:rPr>
+          <w:b/>
+          <w:color w:val="000000"/>
+          <w:sz w:val="24"/>
+          <w:szCs w:val="24"/>
+          <w:lang w:val="en-IN"/>
+        </w:rPr>
+        <w:t>Professional Certifications and Training Completed:</w:t>
       </w:r>
     </w:p>
     <w:p>
@@ -3566,7 +4067,7 @@
         <w:widowControl w:val="0"/>
         <w:numPr>
           <w:ilvl w:val="0"/>
-          <w:numId w:val="7"/>
+          <w:numId w:val="2"/>
         </w:numPr>
         <w:tabs>
           <w:tab w:val="left" w:pos="720"/>
@@ -3574,11 +4075,12 @@
         <w:spacing w:after="0"/>
         <w:ind w:right="-180"/>
         <w:rPr>
-          <w:bCs/>
+          <w:b/>
           <w:color w:val="000000"/>
           <w:sz w:val="24"/>
           <w:szCs w:val="24"/>
           <w:highlight w:val="white"/>
+          <w:lang w:val="en-IN"/>
         </w:rPr>
       </w:pPr>
       <w:r>
@@ -3588,8 +4090,9 @@
           <w:sz w:val="24"/>
           <w:szCs w:val="24"/>
           <w:highlight w:val="white"/>
-        </w:rPr>
-        <w:t>Python: 5+years</w:t>
+          <w:lang w:val="en-IN"/>
+        </w:rPr>
+        <w:t>2024 Assessment for: US Healthcare overview, Hipaa compliance, Electronic Medical Health records, Healthcare Interoperability, US Healthcare providers, Physician payments sunshine act overview 2024</w:t>
       </w:r>
     </w:p>
     <w:p>
@@ -3598,7 +4101,7 @@
         <w:widowControl w:val="0"/>
         <w:numPr>
           <w:ilvl w:val="0"/>
-          <w:numId w:val="7"/>
+          <w:numId w:val="2"/>
         </w:numPr>
         <w:tabs>
           <w:tab w:val="left" w:pos="720"/>
@@ -3606,11 +4109,12 @@
         <w:spacing w:after="0"/>
         <w:ind w:right="-180"/>
         <w:rPr>
-          <w:bCs/>
+          <w:b/>
           <w:color w:val="000000"/>
           <w:sz w:val="24"/>
           <w:szCs w:val="24"/>
           <w:highlight w:val="white"/>
+          <w:lang w:val="en-IN" w:eastAsia="zh-CN"/>
         </w:rPr>
       </w:pPr>
       <w:r>
@@ -3620,20 +4124,20 @@
           <w:sz w:val="24"/>
           <w:szCs w:val="24"/>
           <w:highlight w:val="white"/>
-        </w:rPr>
-        <w:t>Databases Oracle/</w:t>
-      </w:r>
-      <w:r>
-        <w:rPr>
-          <w:rFonts w:hint="default"/>
+          <w:lang w:val="en-IN" w:eastAsia="zh-CN"/>
+        </w:rPr>
+        <w:t xml:space="preserve">2023 Assessments for: </w:t>
+      </w:r>
+      <w:r>
+        <w:rPr>
           <w:bCs/>
           <w:color w:val="000000"/>
           <w:sz w:val="24"/>
           <w:szCs w:val="24"/>
           <w:highlight w:val="white"/>
-          <w:lang w:val="en-IN"/>
-        </w:rPr>
-        <w:t>Postgres/Mysql/</w:t>
+          <w:lang w:eastAsia="zh-CN"/>
+        </w:rPr>
+        <w:t>Business Aligned Framework (BAF) Overview 2023, Six Sigma and Lean 2023</w:t>
       </w:r>
       <w:r>
         <w:rPr>
@@ -3642,30 +4146,9 @@
           <w:sz w:val="24"/>
           <w:szCs w:val="24"/>
           <w:highlight w:val="white"/>
-        </w:rPr>
-        <w:t>Mongo/Redis: 1</w:t>
-      </w:r>
-      <w:r>
-        <w:rPr>
-          <w:rFonts w:hint="default"/>
-          <w:bCs/>
-          <w:color w:val="000000"/>
-          <w:sz w:val="24"/>
-          <w:szCs w:val="24"/>
-          <w:highlight w:val="white"/>
-          <w:lang w:val="en-IN"/>
-        </w:rPr>
-        <w:t>5</w:t>
-      </w:r>
-      <w:r>
-        <w:rPr>
-          <w:bCs/>
-          <w:color w:val="000000"/>
-          <w:sz w:val="24"/>
-          <w:szCs w:val="24"/>
-          <w:highlight w:val="white"/>
-        </w:rPr>
-        <w:t>+ years</w:t>
+          <w:lang w:val="en-IN" w:eastAsia="zh-CN"/>
+        </w:rPr>
+        <w:t>, LP Requirement Development 2023, LP Matrics 2023, LP_Risk &amp; Opportunity Management 2023</w:t>
       </w:r>
     </w:p>
     <w:p>
@@ -3674,7 +4157,7 @@
         <w:widowControl w:val="0"/>
         <w:numPr>
           <w:ilvl w:val="0"/>
-          <w:numId w:val="7"/>
+          <w:numId w:val="2"/>
         </w:numPr>
         <w:tabs>
           <w:tab w:val="left" w:pos="720"/>
@@ -3682,44 +4165,79 @@
         <w:spacing w:after="0"/>
         <w:ind w:right="-180"/>
         <w:rPr>
-          <w:bCs/>
+          <w:b/>
           <w:color w:val="000000"/>
           <w:sz w:val="24"/>
           <w:szCs w:val="24"/>
           <w:highlight w:val="white"/>
-        </w:rPr>
-      </w:pPr>
-      <w:r>
-        <w:rPr>
-          <w:bCs/>
+          <w:lang w:eastAsia="zh-CN"/>
+        </w:rPr>
+      </w:pPr>
+      <w:r>
+        <w:rPr>
+          <w:b/>
           <w:color w:val="000000"/>
           <w:sz w:val="24"/>
           <w:szCs w:val="24"/>
           <w:highlight w:val="white"/>
-        </w:rPr>
-        <w:t xml:space="preserve">Node.js: </w:t>
-      </w:r>
-      <w:r>
-        <w:rPr>
-          <w:rFonts w:hint="default"/>
-          <w:bCs/>
+          <w:lang w:eastAsia="zh-CN"/>
+        </w:rPr>
+        <w:t xml:space="preserve">Performance </w:t>
+      </w:r>
+      <w:r>
+        <w:rPr>
+          <w:b/>
           <w:color w:val="000000"/>
           <w:sz w:val="24"/>
           <w:szCs w:val="24"/>
           <w:highlight w:val="white"/>
-          <w:lang w:val="en-IN"/>
-        </w:rPr>
-        <w:t>8</w:t>
-      </w:r>
-      <w:r>
-        <w:rPr>
-          <w:bCs/>
+          <w:lang w:val="en-IN" w:eastAsia="zh-CN"/>
+        </w:rPr>
+        <w:t>M</w:t>
+      </w:r>
+      <w:r>
+        <w:rPr>
+          <w:b/>
           <w:color w:val="000000"/>
           <w:sz w:val="24"/>
           <w:szCs w:val="24"/>
           <w:highlight w:val="white"/>
-        </w:rPr>
-        <w:t xml:space="preserve"> years</w:t>
+          <w:lang w:eastAsia="zh-CN"/>
+        </w:rPr>
+        <w:t>anagement 2022</w:t>
+      </w:r>
+      <w:r>
+        <w:rPr>
+          <w:bCs/>
+          <w:color w:val="000000"/>
+          <w:sz w:val="24"/>
+          <w:szCs w:val="24"/>
+          <w:highlight w:val="white"/>
+          <w:lang w:eastAsia="zh-CN"/>
+        </w:rPr>
+        <w:t>,</w:t>
+      </w:r>
+      <w:r>
+        <w:rPr>
+          <w:bCs/>
+          <w:color w:val="000000"/>
+          <w:sz w:val="24"/>
+          <w:szCs w:val="24"/>
+          <w:highlight w:val="white"/>
+          <w:lang w:val="en-IN" w:eastAsia="zh-CN"/>
+        </w:rPr>
+        <w:t xml:space="preserve"> </w:t>
+      </w:r>
+      <w:r>
+        <w:rPr>
+          <w:bCs/>
+          <w:color w:val="000000"/>
+          <w:sz w:val="24"/>
+          <w:szCs w:val="24"/>
+          <w:highlight w:val="white"/>
+          <w:lang w:eastAsia="zh-CN"/>
+        </w:rPr>
+        <w:t>Telecom Basics 2020, CMMI 2.0 2020, HIPPA Security 2020</w:t>
       </w:r>
     </w:p>
     <w:p>
@@ -3728,7 +4246,7 @@
         <w:widowControl w:val="0"/>
         <w:numPr>
           <w:ilvl w:val="0"/>
-          <w:numId w:val="7"/>
+          <w:numId w:val="2"/>
         </w:numPr>
         <w:tabs>
           <w:tab w:val="left" w:pos="720"/>
@@ -3741,55 +4259,51 @@
           <w:sz w:val="24"/>
           <w:szCs w:val="24"/>
           <w:highlight w:val="white"/>
-        </w:rPr>
-      </w:pPr>
-      <w:r>
-        <w:rPr>
-          <w:bCs/>
+          <w:lang w:val="en-IN"/>
+        </w:rPr>
+      </w:pPr>
+      <w:r>
+        <w:rPr>
+          <w:b/>
           <w:color w:val="000000"/>
           <w:sz w:val="24"/>
           <w:szCs w:val="24"/>
           <w:highlight w:val="white"/>
-        </w:rPr>
-        <w:t>Hybrid Mobile Application for Android/iOS/Mac/Windows: 6 years</w:t>
-      </w:r>
-    </w:p>
-    <w:p>
-      <w:pPr>
-        <w:spacing w:after="0"/>
-        <w:rPr>
-          <w:b/>
-          <w:color w:val="000000"/>
-        </w:rPr>
-      </w:pPr>
-    </w:p>
-    <w:p>
-      <w:pPr>
-        <w:spacing w:after="0"/>
-        <w:rPr>
-          <w:b/>
-          <w:color w:val="000000"/>
-        </w:rPr>
-      </w:pPr>
-    </w:p>
-    <w:p>
-      <w:pPr>
-        <w:shd w:val="clear" w:color="auto" w:fill="F2F2F2"/>
+          <w:lang w:eastAsia="zh-CN"/>
+        </w:rPr>
+        <w:t>Core PMI 2017, Agile Foundation 2017</w:t>
+      </w:r>
+      <w:r>
         <w:rPr>
           <w:b/>
           <w:color w:val="000000"/>
           <w:sz w:val="24"/>
           <w:szCs w:val="24"/>
-        </w:rPr>
-      </w:pPr>
+          <w:highlight w:val="white"/>
+          <w:lang w:val="en-IN" w:eastAsia="zh-CN"/>
+        </w:rPr>
+        <w:t xml:space="preserve">, </w:t>
+      </w:r>
       <w:r>
         <w:rPr>
           <w:b/>
           <w:color w:val="000000"/>
           <w:sz w:val="24"/>
           <w:szCs w:val="24"/>
-        </w:rPr>
-        <w:t xml:space="preserve"> Extra Qualification:</w:t>
+          <w:highlight w:val="white"/>
+        </w:rPr>
+        <w:t>ERS-EXA Lead and Technical Manager - PM Track – Pre-assessment</w:t>
+      </w:r>
+      <w:r>
+        <w:rPr>
+          <w:b/>
+          <w:color w:val="000000"/>
+          <w:sz w:val="24"/>
+          <w:szCs w:val="24"/>
+          <w:highlight w:val="white"/>
+          <w:lang w:val="en-IN"/>
+        </w:rPr>
+        <w:t xml:space="preserve"> 2017</w:t>
       </w:r>
     </w:p>
     <w:p>
@@ -3798,7 +4312,7 @@
         <w:widowControl w:val="0"/>
         <w:numPr>
           <w:ilvl w:val="0"/>
-          <w:numId w:val="7"/>
+          <w:numId w:val="2"/>
         </w:numPr>
         <w:tabs>
           <w:tab w:val="left" w:pos="720"/>
@@ -3811,6 +4325,7 @@
           <w:sz w:val="24"/>
           <w:szCs w:val="24"/>
           <w:highlight w:val="white"/>
+          <w:lang w:val="en-IN" w:eastAsia="zh-CN"/>
         </w:rPr>
       </w:pPr>
       <w:r>
@@ -3820,8 +4335,9 @@
           <w:sz w:val="24"/>
           <w:szCs w:val="24"/>
           <w:highlight w:val="white"/>
-        </w:rPr>
-        <w:t xml:space="preserve">RDBMS </w:t>
+          <w:lang w:val="en-IN" w:eastAsia="zh-CN"/>
+        </w:rPr>
+        <w:t>Delivery Management(DQI) and Metrics Portal  training(PM/PMO) 2017,</w:t>
       </w:r>
       <w:r>
         <w:rPr>
@@ -3830,8 +4346,9 @@
           <w:sz w:val="24"/>
           <w:szCs w:val="24"/>
           <w:highlight w:val="white"/>
-        </w:rPr>
-        <w:t>and IT Fundamentals from NIIT</w:t>
+          <w:lang w:val="en-IN" w:eastAsia="zh-CN"/>
+        </w:rPr>
+        <w:t xml:space="preserve"> Network Management Software Assessment 2017</w:t>
       </w:r>
     </w:p>
     <w:p>
@@ -3840,377 +4357,7 @@
         <w:widowControl w:val="0"/>
         <w:numPr>
           <w:ilvl w:val="0"/>
-          <w:numId w:val="7"/>
-        </w:numPr>
-        <w:tabs>
-          <w:tab w:val="left" w:pos="720"/>
-        </w:tabs>
-        <w:spacing w:after="0"/>
-        <w:ind w:right="-180"/>
-        <w:rPr>
-          <w:b/>
-          <w:color w:val="000000"/>
-          <w:sz w:val="24"/>
-          <w:szCs w:val="24"/>
-          <w:highlight w:val="white"/>
-        </w:rPr>
-      </w:pPr>
-      <w:r>
-        <w:rPr>
-          <w:b/>
-          <w:color w:val="000000"/>
-          <w:sz w:val="24"/>
-          <w:szCs w:val="24"/>
-          <w:highlight w:val="white"/>
-        </w:rPr>
-        <w:t xml:space="preserve">MCSE and CCNA </w:t>
-      </w:r>
-      <w:r>
-        <w:rPr>
-          <w:bCs/>
-          <w:color w:val="000000"/>
-          <w:sz w:val="24"/>
-          <w:szCs w:val="24"/>
-          <w:highlight w:val="white"/>
-        </w:rPr>
-        <w:t>certification training, Diploma in Hardware and Networking from ASET ( New Delhi)</w:t>
-      </w:r>
-    </w:p>
-    <w:p>
-      <w:pPr>
-        <w:widowControl w:val="0"/>
-        <w:tabs>
-          <w:tab w:val="left" w:pos="720"/>
-        </w:tabs>
-        <w:spacing w:after="0"/>
-        <w:ind w:right="-180"/>
-        <w:rPr>
-          <w:b/>
-          <w:color w:val="000000"/>
-          <w:sz w:val="24"/>
-          <w:szCs w:val="24"/>
-          <w:highlight w:val="white"/>
-        </w:rPr>
-      </w:pPr>
-    </w:p>
-    <w:p>
-      <w:pPr>
-        <w:shd w:val="clear" w:color="auto" w:fill="F2F2F2"/>
-        <w:rPr>
-          <w:b/>
-          <w:color w:val="000000"/>
-          <w:sz w:val="24"/>
-          <w:szCs w:val="24"/>
-        </w:rPr>
-      </w:pPr>
-      <w:r>
-        <w:rPr>
-          <w:b/>
-          <w:color w:val="000000"/>
-          <w:sz w:val="24"/>
-          <w:szCs w:val="24"/>
-          <w:lang w:val="en-IN"/>
-        </w:rPr>
-        <w:t>Professional Certifications and Training Completed:</w:t>
-      </w:r>
-    </w:p>
-    <w:p>
-      <w:pPr>
-        <w:pStyle w:val="15"/>
-        <w:widowControl w:val="0"/>
-        <w:numPr>
-          <w:ilvl w:val="0"/>
-          <w:numId w:val="7"/>
-        </w:numPr>
-        <w:tabs>
-          <w:tab w:val="left" w:pos="720"/>
-        </w:tabs>
-        <w:spacing w:after="0"/>
-        <w:ind w:right="-180"/>
-        <w:rPr>
-          <w:b/>
-          <w:color w:val="000000"/>
-          <w:sz w:val="24"/>
-          <w:szCs w:val="24"/>
-          <w:highlight w:val="white"/>
-          <w:lang w:val="en-IN"/>
-        </w:rPr>
-      </w:pPr>
-      <w:r>
-        <w:rPr>
-          <w:bCs/>
-          <w:color w:val="000000"/>
-          <w:sz w:val="24"/>
-          <w:szCs w:val="24"/>
-          <w:highlight w:val="white"/>
-          <w:lang w:val="en-IN"/>
-        </w:rPr>
-        <w:t>2024 Assessment for: US Healthcare overview, Hipaa compliance, Electronic Medical Health records, Healthcare Interoperability, US Healthcare providers, Physician payments sunshine act overview 2024</w:t>
-      </w:r>
-    </w:p>
-    <w:p>
-      <w:pPr>
-        <w:pStyle w:val="15"/>
-        <w:widowControl w:val="0"/>
-        <w:numPr>
-          <w:ilvl w:val="0"/>
-          <w:numId w:val="7"/>
-        </w:numPr>
-        <w:tabs>
-          <w:tab w:val="left" w:pos="720"/>
-        </w:tabs>
-        <w:spacing w:after="0"/>
-        <w:ind w:right="-180"/>
-        <w:rPr>
-          <w:b/>
-          <w:color w:val="000000"/>
-          <w:sz w:val="24"/>
-          <w:szCs w:val="24"/>
-          <w:highlight w:val="white"/>
-          <w:lang w:val="en-IN" w:eastAsia="zh-CN"/>
-        </w:rPr>
-      </w:pPr>
-      <w:r>
-        <w:rPr>
-          <w:bCs/>
-          <w:color w:val="000000"/>
-          <w:sz w:val="24"/>
-          <w:szCs w:val="24"/>
-          <w:highlight w:val="white"/>
-          <w:lang w:val="en-IN" w:eastAsia="zh-CN"/>
-        </w:rPr>
-        <w:t xml:space="preserve">2023 Assessments for: </w:t>
-      </w:r>
-      <w:r>
-        <w:rPr>
-          <w:bCs/>
-          <w:color w:val="000000"/>
-          <w:sz w:val="24"/>
-          <w:szCs w:val="24"/>
-          <w:highlight w:val="white"/>
-          <w:lang w:eastAsia="zh-CN"/>
-        </w:rPr>
-        <w:t>Business Aligned Framework (BAF) Overview 2023, Six Sigma and Lean 2023</w:t>
-      </w:r>
-      <w:r>
-        <w:rPr>
-          <w:bCs/>
-          <w:color w:val="000000"/>
-          <w:sz w:val="24"/>
-          <w:szCs w:val="24"/>
-          <w:highlight w:val="white"/>
-          <w:lang w:val="en-IN" w:eastAsia="zh-CN"/>
-        </w:rPr>
-        <w:t>, LP Requirement Development 2023, LP Matrics 2023, LP_Risk &amp; Opportunity Management 2023</w:t>
-      </w:r>
-    </w:p>
-    <w:p>
-      <w:pPr>
-        <w:pStyle w:val="15"/>
-        <w:widowControl w:val="0"/>
-        <w:numPr>
-          <w:ilvl w:val="0"/>
-          <w:numId w:val="7"/>
-        </w:numPr>
-        <w:tabs>
-          <w:tab w:val="left" w:pos="720"/>
-        </w:tabs>
-        <w:spacing w:after="0"/>
-        <w:ind w:right="-180"/>
-        <w:rPr>
-          <w:b/>
-          <w:color w:val="000000"/>
-          <w:sz w:val="24"/>
-          <w:szCs w:val="24"/>
-          <w:highlight w:val="white"/>
-          <w:lang w:eastAsia="zh-CN"/>
-        </w:rPr>
-      </w:pPr>
-      <w:r>
-        <w:rPr>
-          <w:b/>
-          <w:color w:val="000000"/>
-          <w:sz w:val="24"/>
-          <w:szCs w:val="24"/>
-          <w:highlight w:val="white"/>
-          <w:lang w:eastAsia="zh-CN"/>
-        </w:rPr>
-        <w:t xml:space="preserve">Performance </w:t>
-      </w:r>
-      <w:r>
-        <w:rPr>
-          <w:b/>
-          <w:color w:val="000000"/>
-          <w:sz w:val="24"/>
-          <w:szCs w:val="24"/>
-          <w:highlight w:val="white"/>
-          <w:lang w:val="en-IN" w:eastAsia="zh-CN"/>
-        </w:rPr>
-        <w:t>M</w:t>
-      </w:r>
-      <w:r>
-        <w:rPr>
-          <w:b/>
-          <w:color w:val="000000"/>
-          <w:sz w:val="24"/>
-          <w:szCs w:val="24"/>
-          <w:highlight w:val="white"/>
-          <w:lang w:eastAsia="zh-CN"/>
-        </w:rPr>
-        <w:t>anagement 2022</w:t>
-      </w:r>
-      <w:r>
-        <w:rPr>
-          <w:bCs/>
-          <w:color w:val="000000"/>
-          <w:sz w:val="24"/>
-          <w:szCs w:val="24"/>
-          <w:highlight w:val="white"/>
-          <w:lang w:eastAsia="zh-CN"/>
-        </w:rPr>
-        <w:t>,</w:t>
-      </w:r>
-      <w:r>
-        <w:rPr>
-          <w:bCs/>
-          <w:color w:val="000000"/>
-          <w:sz w:val="24"/>
-          <w:szCs w:val="24"/>
-          <w:highlight w:val="white"/>
-          <w:lang w:val="en-IN" w:eastAsia="zh-CN"/>
-        </w:rPr>
-        <w:t xml:space="preserve"> </w:t>
-      </w:r>
-      <w:r>
-        <w:rPr>
-          <w:bCs/>
-          <w:color w:val="000000"/>
-          <w:sz w:val="24"/>
-          <w:szCs w:val="24"/>
-          <w:highlight w:val="white"/>
-          <w:lang w:eastAsia="zh-CN"/>
-        </w:rPr>
-        <w:t>Telecom Basics 2020, CMMI 2.0 2020, HIPPA Security 2020</w:t>
-      </w:r>
-    </w:p>
-    <w:p>
-      <w:pPr>
-        <w:pStyle w:val="15"/>
-        <w:widowControl w:val="0"/>
-        <w:numPr>
-          <w:ilvl w:val="0"/>
-          <w:numId w:val="7"/>
-        </w:numPr>
-        <w:tabs>
-          <w:tab w:val="left" w:pos="720"/>
-        </w:tabs>
-        <w:spacing w:after="0"/>
-        <w:ind w:right="-180"/>
-        <w:rPr>
-          <w:b/>
-          <w:color w:val="000000"/>
-          <w:sz w:val="24"/>
-          <w:szCs w:val="24"/>
-          <w:highlight w:val="white"/>
-          <w:lang w:val="en-IN"/>
-        </w:rPr>
-      </w:pPr>
-      <w:r>
-        <w:rPr>
-          <w:b/>
-          <w:color w:val="000000"/>
-          <w:sz w:val="24"/>
-          <w:szCs w:val="24"/>
-          <w:highlight w:val="white"/>
-          <w:lang w:eastAsia="zh-CN"/>
-        </w:rPr>
-        <w:t>Core PMI 2017, Agile Foundation 2017</w:t>
-      </w:r>
-      <w:r>
-        <w:rPr>
-          <w:b/>
-          <w:color w:val="000000"/>
-          <w:sz w:val="24"/>
-          <w:szCs w:val="24"/>
-          <w:highlight w:val="white"/>
-          <w:lang w:val="en-IN" w:eastAsia="zh-CN"/>
-        </w:rPr>
-        <w:t xml:space="preserve">, </w:t>
-      </w:r>
-      <w:r>
-        <w:rPr>
-          <w:b/>
-          <w:color w:val="000000"/>
-          <w:sz w:val="24"/>
-          <w:szCs w:val="24"/>
-          <w:highlight w:val="white"/>
-        </w:rPr>
-        <w:t>ERS-EXA Lead and Technical Manager - PM Track – Pre-assessment</w:t>
-      </w:r>
-      <w:r>
-        <w:rPr>
-          <w:b/>
-          <w:color w:val="000000"/>
-          <w:sz w:val="24"/>
-          <w:szCs w:val="24"/>
-          <w:highlight w:val="white"/>
-          <w:lang w:val="en-IN"/>
-        </w:rPr>
-        <w:t xml:space="preserve"> 2017</w:t>
-      </w:r>
-    </w:p>
-    <w:p>
-      <w:pPr>
-        <w:pStyle w:val="15"/>
-        <w:widowControl w:val="0"/>
-        <w:numPr>
-          <w:ilvl w:val="0"/>
-          <w:numId w:val="7"/>
-        </w:numPr>
-        <w:tabs>
-          <w:tab w:val="left" w:pos="720"/>
-        </w:tabs>
-        <w:spacing w:after="0"/>
-        <w:ind w:right="-180"/>
-        <w:rPr>
-          <w:b/>
-          <w:color w:val="000000"/>
-          <w:sz w:val="24"/>
-          <w:szCs w:val="24"/>
-          <w:highlight w:val="white"/>
-          <w:lang w:val="en-IN" w:eastAsia="zh-CN"/>
-        </w:rPr>
-      </w:pPr>
-      <w:r>
-        <w:rPr>
-          <w:b/>
-          <w:color w:val="000000"/>
-          <w:sz w:val="24"/>
-          <w:szCs w:val="24"/>
-          <w:highlight w:val="white"/>
-          <w:lang w:val="en-IN" w:eastAsia="zh-CN"/>
-        </w:rPr>
-        <w:t>Delivery Management(DQI) and Metrics Portal  training(PM/PMO) 2017,</w:t>
-      </w:r>
-      <w:r>
-        <w:rPr>
-          <w:bCs/>
-          <w:color w:val="000000"/>
-          <w:sz w:val="24"/>
-          <w:szCs w:val="24"/>
-          <w:highlight w:val="white"/>
-          <w:lang w:val="en-IN" w:eastAsia="zh-CN"/>
-        </w:rPr>
-        <w:t xml:space="preserve"> Network Management Software Assessment 2017</w:t>
-      </w:r>
-    </w:p>
-    <w:p>
-      <w:pPr>
-        <w:pStyle w:val="15"/>
-        <w:widowControl w:val="0"/>
-        <w:numPr>
-          <w:ilvl w:val="0"/>
-          <w:numId w:val="7"/>
+          <w:numId w:val="2"/>
         </w:numPr>
         <w:tabs>
           <w:tab w:val="left" w:pos="720"/>
@@ -5450,22 +5597,22 @@
     <w:abstractNumId w:val="7"/>
   </w:num>
   <w:num w:numId="2">
+    <w:abstractNumId w:val="0"/>
+  </w:num>
+  <w:num w:numId="3">
     <w:abstractNumId w:val="2"/>
   </w:num>
-  <w:num w:numId="3">
+  <w:num w:numId="4">
     <w:abstractNumId w:val="6"/>
   </w:num>
-  <w:num w:numId="4">
+  <w:num w:numId="5">
     <w:abstractNumId w:val="3"/>
   </w:num>
-  <w:num w:numId="5">
+  <w:num w:numId="6">
     <w:abstractNumId w:val="4"/>
   </w:num>
-  <w:num w:numId="6">
+  <w:num w:numId="7">
     <w:abstractNumId w:val="5"/>
-  </w:num>
-  <w:num w:numId="7">
-    <w:abstractNumId w:val="0"/>
   </w:num>
   <w:num w:numId="8">
     <w:abstractNumId w:val="1"/>
